--- a/lab02/template/Template-Lab2.docx
+++ b/lab02/template/Template-Lab2.docx
@@ -67,7 +67,7 @@
         <mc:AlternateContent>
           <mc:Choice Requires="wps">
             <w:drawing>
-              <wp:anchor behindDoc="0" distT="0" distB="0" distL="0" distR="0" simplePos="0" locked="0" layoutInCell="1" allowOverlap="1" relativeHeight="5" wp14:anchorId="331ED2A0">
+              <wp:anchor distT="5715" distB="5080" distL="5715" distR="5080" simplePos="0" relativeHeight="5" behindDoc="0" locked="0" layoutInCell="1" allowOverlap="1" wp14:anchorId="331ED2A0">
                 <wp:simplePos x="0" y="0"/>
                 <wp:positionH relativeFrom="column">
                   <wp:posOffset>1971675</wp:posOffset>
@@ -118,7 +118,7 @@
                 <v:stroke joinstyle="miter"/>
                 <v:path gradientshapeok="t" o:connecttype="rect" textboxrect="0,0,21600,21600"/>
               </v:shapetype>
-              <v:shape id="shape_0" ID="Straight Arrow Connector 12" path="m0,0l-2147483648,-2147483647e" stroked="t" o:allowincell="f" style="position:absolute;margin-left:155.25pt;margin-top:20.85pt;width:144.7pt;height:0pt;mso-wrap-style:none;v-text-anchor:middle" wp14:anchorId="331ED2A0" type="_x0000_t32">
+              <v:shape id="shape_0" stroked="t" o:allowincell="f" style="position:absolute;margin-left:155.25pt;margin-top:20.85pt;width:144.7pt;height:0pt;mso-wrap-style:none;v-text-anchor:middle" wp14:anchorId="331ED2A0" type="_x0000_t32" path="m0,0l-2147483648,-2147483647e">
                 <v:fill o:detectmouseclick="t" on="false"/>
                 <v:stroke color="black" weight="9360" joinstyle="round" endcap="flat"/>
                 <w10:wrap type="none"/>
@@ -245,7 +245,7 @@
           <w:szCs w:val="36"/>
         </w:rPr>
         <w:drawing>
-          <wp:anchor behindDoc="0" distT="0" distB="0" distL="114300" distR="114300" simplePos="0" locked="0" layoutInCell="0" allowOverlap="1" relativeHeight="4">
+          <wp:anchor distT="0" distB="0" distL="114300" distR="114300" simplePos="0" relativeHeight="4" behindDoc="0" locked="0" layoutInCell="0" allowOverlap="1">
             <wp:simplePos x="0" y="0"/>
             <wp:positionH relativeFrom="column">
               <wp:posOffset>2234565</wp:posOffset>
@@ -694,8 +694,8 @@
           <w:szCs w:val="26"/>
         </w:rPr>
       </w:pPr>
-      <w:bookmarkStart w:id="0" w:name="_Toc27521982"/>
-      <w:bookmarkStart w:id="1" w:name="_Toc525746694"/>
+      <w:bookmarkStart w:id="0" w:name="_Toc525746694"/>
+      <w:bookmarkStart w:id="1" w:name="_Toc27521982"/>
       <w:r>
         <w:rPr>
           <w:rFonts w:cs="Times New Roman" w:ascii="Times New Roman" w:hAnsi="Times New Roman"/>
@@ -1254,7 +1254,6 @@
         <w:rPr>
           <w:b/>
           <w:bCs/>
-          <w:i/>
           <w:i/>
           <w:iCs/>
           <w:color w:themeColor="text1" w:val="000000"/>
@@ -1350,29 +1349,32 @@
           </w:r>
           <w:r>
             <w:rPr>
+              <w:rStyle w:val="IndexLink"/>
+              <w:rFonts w:eastAsia="Times New Roman"/>
+              <w:bCs/>
+              <w:vanish w:val="false"/>
               <w:webHidden/>
-              <w:rStyle w:val="IndexLink"/>
-              <w:bCs/>
-              <w:rFonts w:eastAsia="Times New Roman"/>
             </w:rPr>
             <w:instrText xml:space="preserve"> TOC \z \o "1-3" \u \h</w:instrText>
           </w:r>
           <w:r>
             <w:rPr>
+              <w:rStyle w:val="IndexLink"/>
+              <w:rFonts w:eastAsia="Times New Roman"/>
+              <w:bCs/>
+              <w:vanish w:val="false"/>
               <w:webHidden/>
-              <w:rStyle w:val="IndexLink"/>
-              <w:bCs/>
-              <w:rFonts w:eastAsia="Times New Roman"/>
             </w:rPr>
             <w:fldChar w:fldCharType="separate"/>
           </w:r>
           <w:hyperlink w:anchor="_Toc160803465">
             <w:r>
               <w:rPr>
-                <w:webHidden/>
                 <w:rStyle w:val="IndexLink"/>
                 <w:rFonts w:eastAsia="Times New Roman"/>
                 <w:bCs/>
+                <w:vanish w:val="false"/>
+                <w:webHidden/>
               </w:rPr>
               <w:t>1.1</w:t>
             </w:r>
@@ -1771,7 +1773,7 @@
           <wp:inline distT="0" distB="0" distL="0" distR="0">
             <wp:extent cx="2591435" cy="2493645"/>
             <wp:effectExtent l="0" t="0" r="0" b="0"/>
-            <wp:docPr id="3" name="Picture 2" descr=""/>
+            <wp:docPr id="3" name="Picture 2"/>
             <wp:cNvGraphicFramePr>
               <a:graphicFrameLocks xmlns:a="http://schemas.openxmlformats.org/drawingml/2006/main" noChangeAspect="1"/>
             </wp:cNvGraphicFramePr>
@@ -1779,7 +1781,7 @@
               <a:graphicData uri="http://schemas.openxmlformats.org/drawingml/2006/picture">
                 <pic:pic xmlns:pic="http://schemas.openxmlformats.org/drawingml/2006/picture">
                   <pic:nvPicPr>
-                    <pic:cNvPr id="3" name="Picture 2" descr=""/>
+                    <pic:cNvPr id="3" name="Picture 2"/>
                     <pic:cNvPicPr>
                       <a:picLocks noChangeAspect="1" noChangeArrowheads="1"/>
                     </pic:cNvPicPr>
@@ -1884,6 +1886,7 @@
             <w:pPr>
               <w:pStyle w:val="Normal"/>
               <w:widowControl/>
+              <w:suppressAutoHyphens w:val="true"/>
               <w:spacing w:lineRule="auto" w:line="240" w:before="0" w:after="0"/>
               <w:jc w:val="left"/>
               <w:rPr>
@@ -1923,6 +1926,7 @@
             <w:pPr>
               <w:pStyle w:val="Normal"/>
               <w:widowControl/>
+              <w:suppressAutoHyphens w:val="true"/>
               <w:spacing w:lineRule="auto" w:line="240" w:before="0" w:after="0"/>
               <w:jc w:val="left"/>
               <w:rPr>
@@ -1974,32 +1978,32 @@
             <w:pPr>
               <w:pStyle w:val="Normal"/>
               <w:widowControl/>
-              <w:spacing w:lineRule="auto" w:line="240" w:before="0" w:after="0"/>
-              <w:jc w:val="left"/>
-              <w:rPr>
-                <w:rFonts w:ascii="Cascadia Mono" w:hAnsi="Cascadia Mono" w:cs="Cascadia Mono"/>
-                <w:color w:val="000000"/>
-                <w:sz w:val="19"/>
-                <w:szCs w:val="19"/>
-                <w:highlight w:val="white"/>
-              </w:rPr>
-            </w:pPr>
-            <w:r>
-              <w:rPr>
-                <w:rFonts w:eastAsia="Calibri" w:cs="Cascadia Mono" w:ascii="Cascadia Mono" w:hAnsi="Cascadia Mono"/>
-                <w:color w:val="000000"/>
-                <w:kern w:val="0"/>
-                <w:sz w:val="19"/>
-                <w:szCs w:val="19"/>
-                <w:highlight w:val="white"/>
-                <w:lang w:val="en-US" w:eastAsia="en-US" w:bidi="ar-SA"/>
-              </w:rPr>
-            </w:r>
-          </w:p>
-          <w:p>
-            <w:pPr>
-              <w:pStyle w:val="Normal"/>
-              <w:widowControl/>
+              <w:suppressAutoHyphens w:val="true"/>
+              <w:spacing w:lineRule="auto" w:line="240" w:before="0" w:after="0"/>
+              <w:jc w:val="left"/>
+              <w:rPr>
+                <w:rFonts w:ascii="Cascadia Mono" w:hAnsi="Cascadia Mono" w:cs="Cascadia Mono"/>
+                <w:color w:val="000000"/>
+                <w:sz w:val="19"/>
+                <w:szCs w:val="19"/>
+                <w:highlight w:val="white"/>
+              </w:rPr>
+            </w:pPr>
+            <w:r>
+              <w:rPr>
+                <w:rFonts w:cs="Cascadia Mono" w:ascii="Cascadia Mono" w:hAnsi="Cascadia Mono"/>
+                <w:color w:val="000000"/>
+                <w:sz w:val="19"/>
+                <w:szCs w:val="19"/>
+                <w:highlight w:val="white"/>
+              </w:rPr>
+            </w:r>
+          </w:p>
+          <w:p>
+            <w:pPr>
+              <w:pStyle w:val="Normal"/>
+              <w:widowControl/>
+              <w:suppressAutoHyphens w:val="true"/>
               <w:spacing w:lineRule="auto" w:line="240" w:before="0" w:after="0"/>
               <w:jc w:val="left"/>
               <w:rPr>
@@ -2063,6 +2067,7 @@
             <w:pPr>
               <w:pStyle w:val="Normal"/>
               <w:widowControl/>
+              <w:suppressAutoHyphens w:val="true"/>
               <w:spacing w:lineRule="auto" w:line="240" w:before="0" w:after="0"/>
               <w:jc w:val="left"/>
               <w:rPr>
@@ -2102,6 +2107,7 @@
             <w:pPr>
               <w:pStyle w:val="Normal"/>
               <w:widowControl/>
+              <w:suppressAutoHyphens w:val="true"/>
               <w:spacing w:lineRule="auto" w:line="240" w:before="0" w:after="0"/>
               <w:jc w:val="left"/>
               <w:rPr>
@@ -2153,6 +2159,7 @@
             <w:pPr>
               <w:pStyle w:val="Normal"/>
               <w:widowControl/>
+              <w:suppressAutoHyphens w:val="true"/>
               <w:spacing w:lineRule="auto" w:line="240" w:before="0" w:after="0"/>
               <w:jc w:val="left"/>
               <w:rPr>
@@ -2204,32 +2211,32 @@
             <w:pPr>
               <w:pStyle w:val="Normal"/>
               <w:widowControl/>
-              <w:spacing w:lineRule="auto" w:line="240" w:before="0" w:after="0"/>
-              <w:jc w:val="left"/>
-              <w:rPr>
-                <w:rFonts w:ascii="Cascadia Mono" w:hAnsi="Cascadia Mono" w:cs="Cascadia Mono"/>
-                <w:color w:val="000000"/>
-                <w:sz w:val="19"/>
-                <w:szCs w:val="19"/>
-                <w:highlight w:val="white"/>
-              </w:rPr>
-            </w:pPr>
-            <w:r>
-              <w:rPr>
-                <w:rFonts w:eastAsia="Calibri" w:cs="Cascadia Mono" w:ascii="Cascadia Mono" w:hAnsi="Cascadia Mono"/>
-                <w:color w:val="000000"/>
-                <w:kern w:val="0"/>
-                <w:sz w:val="19"/>
-                <w:szCs w:val="19"/>
-                <w:highlight w:val="white"/>
-                <w:lang w:val="en-US" w:eastAsia="en-US" w:bidi="ar-SA"/>
-              </w:rPr>
-            </w:r>
-          </w:p>
-          <w:p>
-            <w:pPr>
-              <w:pStyle w:val="Normal"/>
-              <w:widowControl/>
+              <w:suppressAutoHyphens w:val="true"/>
+              <w:spacing w:lineRule="auto" w:line="240" w:before="0" w:after="0"/>
+              <w:jc w:val="left"/>
+              <w:rPr>
+                <w:rFonts w:ascii="Cascadia Mono" w:hAnsi="Cascadia Mono" w:cs="Cascadia Mono"/>
+                <w:color w:val="000000"/>
+                <w:sz w:val="19"/>
+                <w:szCs w:val="19"/>
+                <w:highlight w:val="white"/>
+              </w:rPr>
+            </w:pPr>
+            <w:r>
+              <w:rPr>
+                <w:rFonts w:cs="Cascadia Mono" w:ascii="Cascadia Mono" w:hAnsi="Cascadia Mono"/>
+                <w:color w:val="000000"/>
+                <w:sz w:val="19"/>
+                <w:szCs w:val="19"/>
+                <w:highlight w:val="white"/>
+              </w:rPr>
+            </w:r>
+          </w:p>
+          <w:p>
+            <w:pPr>
+              <w:pStyle w:val="Normal"/>
+              <w:widowControl/>
+              <w:suppressAutoHyphens w:val="true"/>
               <w:spacing w:lineRule="auto" w:line="240" w:before="0" w:after="0"/>
               <w:jc w:val="left"/>
               <w:rPr>
@@ -2269,6 +2276,7 @@
             <w:pPr>
               <w:pStyle w:val="Normal"/>
               <w:widowControl/>
+              <w:suppressAutoHyphens w:val="true"/>
               <w:spacing w:lineRule="auto" w:line="240" w:before="0" w:after="0"/>
               <w:jc w:val="left"/>
               <w:rPr>
@@ -2320,6 +2328,7 @@
             <w:pPr>
               <w:pStyle w:val="Normal"/>
               <w:widowControl/>
+              <w:suppressAutoHyphens w:val="true"/>
               <w:spacing w:lineRule="auto" w:line="240" w:before="0" w:after="0"/>
               <w:jc w:val="left"/>
               <w:rPr>
@@ -2371,6 +2380,7 @@
             <w:pPr>
               <w:pStyle w:val="Normal"/>
               <w:widowControl/>
+              <w:suppressAutoHyphens w:val="true"/>
               <w:spacing w:lineRule="auto" w:line="240" w:before="0" w:after="0"/>
               <w:jc w:val="left"/>
               <w:rPr>
@@ -2422,32 +2432,32 @@
             <w:pPr>
               <w:pStyle w:val="Normal"/>
               <w:widowControl/>
-              <w:spacing w:lineRule="auto" w:line="240" w:before="0" w:after="0"/>
-              <w:jc w:val="left"/>
-              <w:rPr>
-                <w:rFonts w:ascii="Cascadia Mono" w:hAnsi="Cascadia Mono" w:cs="Cascadia Mono"/>
-                <w:color w:val="000000"/>
-                <w:sz w:val="19"/>
-                <w:szCs w:val="19"/>
-                <w:highlight w:val="white"/>
-              </w:rPr>
-            </w:pPr>
-            <w:r>
-              <w:rPr>
-                <w:rFonts w:eastAsia="Calibri" w:cs="Cascadia Mono" w:ascii="Cascadia Mono" w:hAnsi="Cascadia Mono"/>
-                <w:color w:val="000000"/>
-                <w:kern w:val="0"/>
-                <w:sz w:val="19"/>
-                <w:szCs w:val="19"/>
-                <w:highlight w:val="white"/>
-                <w:lang w:val="en-US" w:eastAsia="en-US" w:bidi="ar-SA"/>
-              </w:rPr>
-            </w:r>
-          </w:p>
-          <w:p>
-            <w:pPr>
-              <w:pStyle w:val="Normal"/>
-              <w:widowControl/>
+              <w:suppressAutoHyphens w:val="true"/>
+              <w:spacing w:lineRule="auto" w:line="240" w:before="0" w:after="0"/>
+              <w:jc w:val="left"/>
+              <w:rPr>
+                <w:rFonts w:ascii="Cascadia Mono" w:hAnsi="Cascadia Mono" w:cs="Cascadia Mono"/>
+                <w:color w:val="000000"/>
+                <w:sz w:val="19"/>
+                <w:szCs w:val="19"/>
+                <w:highlight w:val="white"/>
+              </w:rPr>
+            </w:pPr>
+            <w:r>
+              <w:rPr>
+                <w:rFonts w:cs="Cascadia Mono" w:ascii="Cascadia Mono" w:hAnsi="Cascadia Mono"/>
+                <w:color w:val="000000"/>
+                <w:sz w:val="19"/>
+                <w:szCs w:val="19"/>
+                <w:highlight w:val="white"/>
+              </w:rPr>
+            </w:r>
+          </w:p>
+          <w:p>
+            <w:pPr>
+              <w:pStyle w:val="Normal"/>
+              <w:widowControl/>
+              <w:suppressAutoHyphens w:val="true"/>
               <w:spacing w:lineRule="auto" w:line="240" w:before="0" w:after="0"/>
               <w:jc w:val="left"/>
               <w:rPr>
@@ -2547,6 +2557,7 @@
             <w:pPr>
               <w:pStyle w:val="Normal"/>
               <w:widowControl/>
+              <w:suppressAutoHyphens w:val="true"/>
               <w:spacing w:lineRule="auto" w:line="240" w:before="0" w:after="0"/>
               <w:jc w:val="left"/>
               <w:rPr>
@@ -2646,6 +2657,7 @@
             <w:pPr>
               <w:pStyle w:val="Normal"/>
               <w:widowControl/>
+              <w:suppressAutoHyphens w:val="true"/>
               <w:spacing w:lineRule="auto" w:line="240" w:before="0" w:after="0"/>
               <w:jc w:val="left"/>
               <w:rPr>
@@ -2745,6 +2757,7 @@
             <w:pPr>
               <w:pStyle w:val="Normal"/>
               <w:widowControl/>
+              <w:suppressAutoHyphens w:val="true"/>
               <w:spacing w:lineRule="auto" w:line="240" w:before="0" w:after="0"/>
               <w:jc w:val="left"/>
               <w:rPr>
@@ -2844,32 +2857,32 @@
             <w:pPr>
               <w:pStyle w:val="Normal"/>
               <w:widowControl/>
-              <w:spacing w:lineRule="auto" w:line="240" w:before="0" w:after="0"/>
-              <w:jc w:val="left"/>
-              <w:rPr>
-                <w:rFonts w:ascii="Cascadia Mono" w:hAnsi="Cascadia Mono" w:cs="Cascadia Mono"/>
-                <w:color w:val="000000"/>
-                <w:sz w:val="19"/>
-                <w:szCs w:val="19"/>
-                <w:highlight w:val="white"/>
-              </w:rPr>
-            </w:pPr>
-            <w:r>
-              <w:rPr>
-                <w:rFonts w:eastAsia="Calibri" w:cs="Cascadia Mono" w:ascii="Cascadia Mono" w:hAnsi="Cascadia Mono"/>
-                <w:color w:val="000000"/>
-                <w:kern w:val="0"/>
-                <w:sz w:val="19"/>
-                <w:szCs w:val="19"/>
-                <w:highlight w:val="white"/>
-                <w:lang w:val="en-US" w:eastAsia="en-US" w:bidi="ar-SA"/>
-              </w:rPr>
-            </w:r>
-          </w:p>
-          <w:p>
-            <w:pPr>
-              <w:pStyle w:val="Normal"/>
-              <w:widowControl/>
+              <w:suppressAutoHyphens w:val="true"/>
+              <w:spacing w:lineRule="auto" w:line="240" w:before="0" w:after="0"/>
+              <w:jc w:val="left"/>
+              <w:rPr>
+                <w:rFonts w:ascii="Cascadia Mono" w:hAnsi="Cascadia Mono" w:cs="Cascadia Mono"/>
+                <w:color w:val="000000"/>
+                <w:sz w:val="19"/>
+                <w:szCs w:val="19"/>
+                <w:highlight w:val="white"/>
+              </w:rPr>
+            </w:pPr>
+            <w:r>
+              <w:rPr>
+                <w:rFonts w:cs="Cascadia Mono" w:ascii="Cascadia Mono" w:hAnsi="Cascadia Mono"/>
+                <w:color w:val="000000"/>
+                <w:sz w:val="19"/>
+                <w:szCs w:val="19"/>
+                <w:highlight w:val="white"/>
+              </w:rPr>
+            </w:r>
+          </w:p>
+          <w:p>
+            <w:pPr>
+              <w:pStyle w:val="Normal"/>
+              <w:widowControl/>
+              <w:suppressAutoHyphens w:val="true"/>
               <w:spacing w:lineRule="auto" w:line="240" w:before="0" w:after="0"/>
               <w:jc w:val="left"/>
               <w:rPr>
@@ -2981,6 +2994,7 @@
             <w:pPr>
               <w:pStyle w:val="Normal"/>
               <w:widowControl/>
+              <w:suppressAutoHyphens w:val="true"/>
               <w:spacing w:lineRule="auto" w:line="240" w:before="0" w:after="0"/>
               <w:jc w:val="left"/>
               <w:rPr>
@@ -3008,32 +3022,32 @@
             <w:pPr>
               <w:pStyle w:val="Normal"/>
               <w:widowControl/>
-              <w:spacing w:lineRule="auto" w:line="240" w:before="0" w:after="0"/>
-              <w:jc w:val="left"/>
-              <w:rPr>
-                <w:rFonts w:ascii="Cascadia Mono" w:hAnsi="Cascadia Mono" w:cs="Cascadia Mono"/>
-                <w:color w:val="000000"/>
-                <w:sz w:val="19"/>
-                <w:szCs w:val="19"/>
-                <w:highlight w:val="white"/>
-              </w:rPr>
-            </w:pPr>
-            <w:r>
-              <w:rPr>
-                <w:rFonts w:eastAsia="Calibri" w:cs="Cascadia Mono" w:ascii="Cascadia Mono" w:hAnsi="Cascadia Mono"/>
-                <w:color w:val="000000"/>
-                <w:kern w:val="0"/>
-                <w:sz w:val="19"/>
-                <w:szCs w:val="19"/>
-                <w:highlight w:val="white"/>
-                <w:lang w:val="en-US" w:eastAsia="en-US" w:bidi="ar-SA"/>
-              </w:rPr>
-            </w:r>
-          </w:p>
-          <w:p>
-            <w:pPr>
-              <w:pStyle w:val="Normal"/>
-              <w:widowControl/>
+              <w:suppressAutoHyphens w:val="true"/>
+              <w:spacing w:lineRule="auto" w:line="240" w:before="0" w:after="0"/>
+              <w:jc w:val="left"/>
+              <w:rPr>
+                <w:rFonts w:ascii="Cascadia Mono" w:hAnsi="Cascadia Mono" w:cs="Cascadia Mono"/>
+                <w:color w:val="000000"/>
+                <w:sz w:val="19"/>
+                <w:szCs w:val="19"/>
+                <w:highlight w:val="white"/>
+              </w:rPr>
+            </w:pPr>
+            <w:r>
+              <w:rPr>
+                <w:rFonts w:cs="Cascadia Mono" w:ascii="Cascadia Mono" w:hAnsi="Cascadia Mono"/>
+                <w:color w:val="000000"/>
+                <w:sz w:val="19"/>
+                <w:szCs w:val="19"/>
+                <w:highlight w:val="white"/>
+              </w:rPr>
+            </w:r>
+          </w:p>
+          <w:p>
+            <w:pPr>
+              <w:pStyle w:val="Normal"/>
+              <w:widowControl/>
+              <w:suppressAutoHyphens w:val="true"/>
               <w:spacing w:lineRule="auto" w:line="360" w:before="120" w:after="120"/>
               <w:jc w:val="both"/>
               <w:rPr>
@@ -3113,6 +3127,7 @@
             <w:pPr>
               <w:pStyle w:val="Normal"/>
               <w:widowControl/>
+              <w:suppressAutoHyphens w:val="true"/>
               <w:spacing w:lineRule="auto" w:line="240" w:before="0" w:after="0"/>
               <w:jc w:val="left"/>
               <w:rPr>
@@ -3164,6 +3179,7 @@
             <w:pPr>
               <w:pStyle w:val="Normal"/>
               <w:widowControl/>
+              <w:suppressAutoHyphens w:val="true"/>
               <w:spacing w:lineRule="auto" w:line="240" w:before="0" w:after="0"/>
               <w:jc w:val="left"/>
               <w:rPr>
@@ -3215,6 +3231,7 @@
             <w:pPr>
               <w:pStyle w:val="Normal"/>
               <w:widowControl/>
+              <w:suppressAutoHyphens w:val="true"/>
               <w:spacing w:lineRule="auto" w:line="240" w:before="0" w:after="0"/>
               <w:jc w:val="left"/>
               <w:rPr>
@@ -3278,32 +3295,32 @@
             <w:pPr>
               <w:pStyle w:val="Normal"/>
               <w:widowControl/>
-              <w:spacing w:lineRule="auto" w:line="240" w:before="0" w:after="0"/>
-              <w:jc w:val="left"/>
-              <w:rPr>
-                <w:rFonts w:ascii="Cascadia Mono" w:hAnsi="Cascadia Mono" w:cs="Cascadia Mono"/>
-                <w:color w:val="000000"/>
-                <w:sz w:val="19"/>
-                <w:szCs w:val="19"/>
-                <w:highlight w:val="white"/>
-              </w:rPr>
-            </w:pPr>
-            <w:r>
-              <w:rPr>
-                <w:rFonts w:eastAsia="Calibri" w:cs="Cascadia Mono" w:ascii="Cascadia Mono" w:hAnsi="Cascadia Mono"/>
-                <w:color w:val="000000"/>
-                <w:kern w:val="0"/>
-                <w:sz w:val="19"/>
-                <w:szCs w:val="19"/>
-                <w:highlight w:val="white"/>
-                <w:lang w:val="en-US" w:eastAsia="en-US" w:bidi="ar-SA"/>
-              </w:rPr>
-            </w:r>
-          </w:p>
-          <w:p>
-            <w:pPr>
-              <w:pStyle w:val="Normal"/>
-              <w:widowControl/>
+              <w:suppressAutoHyphens w:val="true"/>
+              <w:spacing w:lineRule="auto" w:line="240" w:before="0" w:after="0"/>
+              <w:jc w:val="left"/>
+              <w:rPr>
+                <w:rFonts w:ascii="Cascadia Mono" w:hAnsi="Cascadia Mono" w:cs="Cascadia Mono"/>
+                <w:color w:val="000000"/>
+                <w:sz w:val="19"/>
+                <w:szCs w:val="19"/>
+                <w:highlight w:val="white"/>
+              </w:rPr>
+            </w:pPr>
+            <w:r>
+              <w:rPr>
+                <w:rFonts w:cs="Cascadia Mono" w:ascii="Cascadia Mono" w:hAnsi="Cascadia Mono"/>
+                <w:color w:val="000000"/>
+                <w:sz w:val="19"/>
+                <w:szCs w:val="19"/>
+                <w:highlight w:val="white"/>
+              </w:rPr>
+            </w:r>
+          </w:p>
+          <w:p>
+            <w:pPr>
+              <w:pStyle w:val="Normal"/>
+              <w:widowControl/>
+              <w:suppressAutoHyphens w:val="true"/>
               <w:spacing w:lineRule="auto" w:line="240" w:before="0" w:after="0"/>
               <w:jc w:val="left"/>
               <w:rPr>
@@ -3331,6 +3348,7 @@
             <w:pPr>
               <w:pStyle w:val="Normal"/>
               <w:widowControl/>
+              <w:suppressAutoHyphens w:val="true"/>
               <w:spacing w:lineRule="auto" w:line="240" w:before="0" w:after="0"/>
               <w:jc w:val="left"/>
               <w:rPr>
@@ -3466,6 +3484,7 @@
             <w:pPr>
               <w:pStyle w:val="Normal"/>
               <w:widowControl/>
+              <w:suppressAutoHyphens w:val="true"/>
               <w:spacing w:lineRule="auto" w:line="240" w:before="0" w:after="0"/>
               <w:jc w:val="left"/>
               <w:rPr>
@@ -3589,6 +3608,7 @@
             <w:pPr>
               <w:pStyle w:val="Normal"/>
               <w:widowControl/>
+              <w:suppressAutoHyphens w:val="true"/>
               <w:spacing w:lineRule="auto" w:line="240" w:before="0" w:after="0"/>
               <w:jc w:val="left"/>
               <w:rPr>
@@ -3712,6 +3732,7 @@
             <w:pPr>
               <w:pStyle w:val="Normal"/>
               <w:widowControl/>
+              <w:suppressAutoHyphens w:val="true"/>
               <w:spacing w:lineRule="auto" w:line="240" w:before="0" w:after="0"/>
               <w:jc w:val="left"/>
               <w:rPr>
@@ -3739,32 +3760,32 @@
             <w:pPr>
               <w:pStyle w:val="Normal"/>
               <w:widowControl/>
-              <w:spacing w:lineRule="auto" w:line="240" w:before="0" w:after="0"/>
-              <w:jc w:val="left"/>
-              <w:rPr>
-                <w:rFonts w:ascii="Cascadia Mono" w:hAnsi="Cascadia Mono" w:cs="Cascadia Mono"/>
-                <w:color w:val="000000"/>
-                <w:sz w:val="19"/>
-                <w:szCs w:val="19"/>
-                <w:highlight w:val="white"/>
-              </w:rPr>
-            </w:pPr>
-            <w:r>
-              <w:rPr>
-                <w:rFonts w:eastAsia="Calibri" w:cs="Cascadia Mono" w:ascii="Cascadia Mono" w:hAnsi="Cascadia Mono"/>
-                <w:color w:val="000000"/>
-                <w:kern w:val="0"/>
-                <w:sz w:val="19"/>
-                <w:szCs w:val="19"/>
-                <w:highlight w:val="white"/>
-                <w:lang w:val="en-US" w:eastAsia="en-US" w:bidi="ar-SA"/>
-              </w:rPr>
-            </w:r>
-          </w:p>
-          <w:p>
-            <w:pPr>
-              <w:pStyle w:val="Normal"/>
-              <w:widowControl/>
+              <w:suppressAutoHyphens w:val="true"/>
+              <w:spacing w:lineRule="auto" w:line="240" w:before="0" w:after="0"/>
+              <w:jc w:val="left"/>
+              <w:rPr>
+                <w:rFonts w:ascii="Cascadia Mono" w:hAnsi="Cascadia Mono" w:cs="Cascadia Mono"/>
+                <w:color w:val="000000"/>
+                <w:sz w:val="19"/>
+                <w:szCs w:val="19"/>
+                <w:highlight w:val="white"/>
+              </w:rPr>
+            </w:pPr>
+            <w:r>
+              <w:rPr>
+                <w:rFonts w:cs="Cascadia Mono" w:ascii="Cascadia Mono" w:hAnsi="Cascadia Mono"/>
+                <w:color w:val="000000"/>
+                <w:sz w:val="19"/>
+                <w:szCs w:val="19"/>
+                <w:highlight w:val="white"/>
+              </w:rPr>
+            </w:r>
+          </w:p>
+          <w:p>
+            <w:pPr>
+              <w:pStyle w:val="Normal"/>
+              <w:widowControl/>
+              <w:suppressAutoHyphens w:val="true"/>
               <w:spacing w:lineRule="auto" w:line="240" w:before="0" w:after="0"/>
               <w:jc w:val="left"/>
               <w:rPr>
@@ -3828,6 +3849,7 @@
             <w:pPr>
               <w:pStyle w:val="Normal"/>
               <w:widowControl/>
+              <w:suppressAutoHyphens w:val="true"/>
               <w:spacing w:lineRule="auto" w:line="240" w:before="0" w:after="0"/>
               <w:jc w:val="left"/>
               <w:rPr>
@@ -3915,6 +3937,7 @@
             <w:pPr>
               <w:pStyle w:val="Normal"/>
               <w:widowControl/>
+              <w:suppressAutoHyphens w:val="true"/>
               <w:spacing w:lineRule="auto" w:line="240" w:before="0" w:after="0"/>
               <w:jc w:val="left"/>
               <w:rPr>
@@ -3978,6 +4001,7 @@
             <w:pPr>
               <w:pStyle w:val="Normal"/>
               <w:widowControl/>
+              <w:suppressAutoHyphens w:val="true"/>
               <w:spacing w:lineRule="auto" w:line="240" w:before="0" w:after="0"/>
               <w:jc w:val="left"/>
               <w:rPr>
@@ -4029,6 +4053,7 @@
             <w:pPr>
               <w:pStyle w:val="Normal"/>
               <w:widowControl/>
+              <w:suppressAutoHyphens w:val="true"/>
               <w:spacing w:lineRule="auto" w:line="240" w:before="0" w:after="0"/>
               <w:jc w:val="left"/>
               <w:rPr>
@@ -4116,6 +4141,7 @@
             <w:pPr>
               <w:pStyle w:val="Normal"/>
               <w:widowControl/>
+              <w:suppressAutoHyphens w:val="true"/>
               <w:spacing w:lineRule="auto" w:line="240" w:before="0" w:after="0"/>
               <w:jc w:val="left"/>
               <w:rPr>
@@ -4179,6 +4205,7 @@
             <w:pPr>
               <w:pStyle w:val="Normal"/>
               <w:widowControl/>
+              <w:suppressAutoHyphens w:val="true"/>
               <w:spacing w:lineRule="auto" w:line="240" w:before="0" w:after="0"/>
               <w:jc w:val="left"/>
               <w:rPr>
@@ -4242,6 +4269,7 @@
             <w:pPr>
               <w:pStyle w:val="Normal"/>
               <w:widowControl/>
+              <w:suppressAutoHyphens w:val="true"/>
               <w:spacing w:lineRule="auto" w:line="240" w:before="0" w:after="0"/>
               <w:jc w:val="left"/>
               <w:rPr>
@@ -4269,32 +4297,32 @@
             <w:pPr>
               <w:pStyle w:val="Normal"/>
               <w:widowControl/>
-              <w:spacing w:lineRule="auto" w:line="240" w:before="0" w:after="0"/>
-              <w:jc w:val="left"/>
-              <w:rPr>
-                <w:rFonts w:ascii="Cascadia Mono" w:hAnsi="Cascadia Mono" w:cs="Cascadia Mono"/>
-                <w:color w:val="000000"/>
-                <w:sz w:val="19"/>
-                <w:szCs w:val="19"/>
-                <w:highlight w:val="white"/>
-              </w:rPr>
-            </w:pPr>
-            <w:r>
-              <w:rPr>
-                <w:rFonts w:eastAsia="Calibri" w:cs="Cascadia Mono" w:ascii="Cascadia Mono" w:hAnsi="Cascadia Mono"/>
-                <w:color w:val="000000"/>
-                <w:kern w:val="0"/>
-                <w:sz w:val="19"/>
-                <w:szCs w:val="19"/>
-                <w:highlight w:val="white"/>
-                <w:lang w:val="en-US" w:eastAsia="en-US" w:bidi="ar-SA"/>
-              </w:rPr>
-            </w:r>
-          </w:p>
-          <w:p>
-            <w:pPr>
-              <w:pStyle w:val="Normal"/>
-              <w:widowControl/>
+              <w:suppressAutoHyphens w:val="true"/>
+              <w:spacing w:lineRule="auto" w:line="240" w:before="0" w:after="0"/>
+              <w:jc w:val="left"/>
+              <w:rPr>
+                <w:rFonts w:ascii="Cascadia Mono" w:hAnsi="Cascadia Mono" w:cs="Cascadia Mono"/>
+                <w:color w:val="000000"/>
+                <w:sz w:val="19"/>
+                <w:szCs w:val="19"/>
+                <w:highlight w:val="white"/>
+              </w:rPr>
+            </w:pPr>
+            <w:r>
+              <w:rPr>
+                <w:rFonts w:cs="Cascadia Mono" w:ascii="Cascadia Mono" w:hAnsi="Cascadia Mono"/>
+                <w:color w:val="000000"/>
+                <w:sz w:val="19"/>
+                <w:szCs w:val="19"/>
+                <w:highlight w:val="white"/>
+              </w:rPr>
+            </w:r>
+          </w:p>
+          <w:p>
+            <w:pPr>
+              <w:pStyle w:val="Normal"/>
+              <w:widowControl/>
+              <w:suppressAutoHyphens w:val="true"/>
               <w:spacing w:lineRule="auto" w:line="240" w:before="0" w:after="0"/>
               <w:jc w:val="left"/>
               <w:rPr>
@@ -4358,6 +4386,7 @@
             <w:pPr>
               <w:pStyle w:val="Normal"/>
               <w:widowControl/>
+              <w:suppressAutoHyphens w:val="true"/>
               <w:spacing w:lineRule="auto" w:line="240" w:before="0" w:after="0"/>
               <w:jc w:val="left"/>
               <w:rPr>
@@ -4493,6 +4522,7 @@
             <w:pPr>
               <w:pStyle w:val="Normal"/>
               <w:widowControl/>
+              <w:suppressAutoHyphens w:val="true"/>
               <w:spacing w:lineRule="auto" w:line="240" w:before="0" w:after="0"/>
               <w:jc w:val="left"/>
               <w:rPr>
@@ -4520,32 +4550,32 @@
             <w:pPr>
               <w:pStyle w:val="Normal"/>
               <w:widowControl/>
-              <w:spacing w:lineRule="auto" w:line="240" w:before="0" w:after="0"/>
-              <w:jc w:val="left"/>
-              <w:rPr>
-                <w:rFonts w:ascii="Cascadia Mono" w:hAnsi="Cascadia Mono" w:cs="Cascadia Mono"/>
-                <w:color w:val="000000"/>
-                <w:sz w:val="19"/>
-                <w:szCs w:val="19"/>
-                <w:highlight w:val="white"/>
-              </w:rPr>
-            </w:pPr>
-            <w:r>
-              <w:rPr>
-                <w:rFonts w:eastAsia="Calibri" w:cs="Cascadia Mono" w:ascii="Cascadia Mono" w:hAnsi="Cascadia Mono"/>
-                <w:color w:val="000000"/>
-                <w:kern w:val="0"/>
-                <w:sz w:val="19"/>
-                <w:szCs w:val="19"/>
-                <w:highlight w:val="white"/>
-                <w:lang w:val="en-US" w:eastAsia="en-US" w:bidi="ar-SA"/>
-              </w:rPr>
-            </w:r>
-          </w:p>
-          <w:p>
-            <w:pPr>
-              <w:pStyle w:val="Normal"/>
-              <w:widowControl/>
+              <w:suppressAutoHyphens w:val="true"/>
+              <w:spacing w:lineRule="auto" w:line="240" w:before="0" w:after="0"/>
+              <w:jc w:val="left"/>
+              <w:rPr>
+                <w:rFonts w:ascii="Cascadia Mono" w:hAnsi="Cascadia Mono" w:cs="Cascadia Mono"/>
+                <w:color w:val="000000"/>
+                <w:sz w:val="19"/>
+                <w:szCs w:val="19"/>
+                <w:highlight w:val="white"/>
+              </w:rPr>
+            </w:pPr>
+            <w:r>
+              <w:rPr>
+                <w:rFonts w:cs="Cascadia Mono" w:ascii="Cascadia Mono" w:hAnsi="Cascadia Mono"/>
+                <w:color w:val="000000"/>
+                <w:sz w:val="19"/>
+                <w:szCs w:val="19"/>
+                <w:highlight w:val="white"/>
+              </w:rPr>
+            </w:r>
+          </w:p>
+          <w:p>
+            <w:pPr>
+              <w:pStyle w:val="Normal"/>
+              <w:widowControl/>
+              <w:suppressAutoHyphens w:val="true"/>
               <w:spacing w:lineRule="auto" w:line="240" w:before="0" w:after="0"/>
               <w:jc w:val="left"/>
               <w:rPr>
@@ -4609,6 +4639,7 @@
             <w:pPr>
               <w:pStyle w:val="Normal"/>
               <w:widowControl/>
+              <w:suppressAutoHyphens w:val="true"/>
               <w:spacing w:lineRule="auto" w:line="240" w:before="0" w:after="0"/>
               <w:jc w:val="left"/>
               <w:rPr>
@@ -4660,6 +4691,7 @@
             <w:pPr>
               <w:pStyle w:val="Normal"/>
               <w:widowControl/>
+              <w:suppressAutoHyphens w:val="true"/>
               <w:spacing w:lineRule="auto" w:line="240" w:before="0" w:after="0"/>
               <w:jc w:val="left"/>
               <w:rPr>
@@ -4699,6 +4731,7 @@
             <w:pPr>
               <w:pStyle w:val="Normal"/>
               <w:widowControl/>
+              <w:suppressAutoHyphens w:val="true"/>
               <w:spacing w:lineRule="auto" w:line="240" w:before="0" w:after="0"/>
               <w:jc w:val="left"/>
               <w:rPr>
@@ -4738,32 +4771,32 @@
             <w:pPr>
               <w:pStyle w:val="Normal"/>
               <w:widowControl/>
-              <w:spacing w:lineRule="auto" w:line="240" w:before="0" w:after="0"/>
-              <w:jc w:val="left"/>
-              <w:rPr>
-                <w:rFonts w:ascii="Cascadia Mono" w:hAnsi="Cascadia Mono" w:cs="Cascadia Mono"/>
-                <w:color w:val="000000"/>
-                <w:sz w:val="19"/>
-                <w:szCs w:val="19"/>
-                <w:highlight w:val="white"/>
-              </w:rPr>
-            </w:pPr>
-            <w:r>
-              <w:rPr>
-                <w:rFonts w:eastAsia="Calibri" w:cs="Cascadia Mono" w:ascii="Cascadia Mono" w:hAnsi="Cascadia Mono"/>
-                <w:color w:val="000000"/>
-                <w:kern w:val="0"/>
-                <w:sz w:val="19"/>
-                <w:szCs w:val="19"/>
-                <w:highlight w:val="white"/>
-                <w:lang w:val="en-US" w:eastAsia="en-US" w:bidi="ar-SA"/>
-              </w:rPr>
-            </w:r>
-          </w:p>
-          <w:p>
-            <w:pPr>
-              <w:pStyle w:val="Normal"/>
-              <w:widowControl/>
+              <w:suppressAutoHyphens w:val="true"/>
+              <w:spacing w:lineRule="auto" w:line="240" w:before="0" w:after="0"/>
+              <w:jc w:val="left"/>
+              <w:rPr>
+                <w:rFonts w:ascii="Cascadia Mono" w:hAnsi="Cascadia Mono" w:cs="Cascadia Mono"/>
+                <w:color w:val="000000"/>
+                <w:sz w:val="19"/>
+                <w:szCs w:val="19"/>
+                <w:highlight w:val="white"/>
+              </w:rPr>
+            </w:pPr>
+            <w:r>
+              <w:rPr>
+                <w:rFonts w:cs="Cascadia Mono" w:ascii="Cascadia Mono" w:hAnsi="Cascadia Mono"/>
+                <w:color w:val="000000"/>
+                <w:sz w:val="19"/>
+                <w:szCs w:val="19"/>
+                <w:highlight w:val="white"/>
+              </w:rPr>
+            </w:r>
+          </w:p>
+          <w:p>
+            <w:pPr>
+              <w:pStyle w:val="Normal"/>
+              <w:widowControl/>
+              <w:suppressAutoHyphens w:val="true"/>
               <w:spacing w:lineRule="auto" w:line="240" w:before="0" w:after="0"/>
               <w:jc w:val="left"/>
               <w:rPr>
@@ -4803,6 +4836,7 @@
             <w:pPr>
               <w:pStyle w:val="Normal"/>
               <w:widowControl/>
+              <w:suppressAutoHyphens w:val="true"/>
               <w:spacing w:lineRule="auto" w:line="240" w:before="0" w:after="0"/>
               <w:jc w:val="left"/>
               <w:rPr>
@@ -4854,6 +4888,7 @@
             <w:pPr>
               <w:pStyle w:val="Normal"/>
               <w:widowControl/>
+              <w:suppressAutoHyphens w:val="true"/>
               <w:spacing w:lineRule="auto" w:line="240" w:before="0" w:after="0"/>
               <w:jc w:val="left"/>
               <w:rPr>
@@ -4893,6 +4928,7 @@
             <w:pPr>
               <w:pStyle w:val="Normal"/>
               <w:widowControl/>
+              <w:suppressAutoHyphens w:val="true"/>
               <w:spacing w:lineRule="auto" w:line="240" w:before="0" w:after="0"/>
               <w:jc w:val="left"/>
               <w:rPr>
@@ -4932,6 +4968,7 @@
             <w:pPr>
               <w:pStyle w:val="Normal"/>
               <w:widowControl/>
+              <w:suppressAutoHyphens w:val="true"/>
               <w:spacing w:lineRule="auto" w:line="240" w:before="0" w:after="0"/>
               <w:jc w:val="left"/>
               <w:rPr>
@@ -4971,6 +5008,7 @@
             <w:pPr>
               <w:pStyle w:val="Normal"/>
               <w:widowControl/>
+              <w:suppressAutoHyphens w:val="true"/>
               <w:spacing w:lineRule="auto" w:line="240" w:before="0" w:after="0"/>
               <w:jc w:val="left"/>
               <w:rPr>
@@ -4998,32 +5036,32 @@
             <w:pPr>
               <w:pStyle w:val="Normal"/>
               <w:widowControl/>
-              <w:spacing w:lineRule="auto" w:line="240" w:before="0" w:after="0"/>
-              <w:jc w:val="left"/>
-              <w:rPr>
-                <w:rFonts w:ascii="Cascadia Mono" w:hAnsi="Cascadia Mono" w:cs="Cascadia Mono"/>
-                <w:color w:val="000000"/>
-                <w:sz w:val="19"/>
-                <w:szCs w:val="19"/>
-                <w:highlight w:val="white"/>
-              </w:rPr>
-            </w:pPr>
-            <w:r>
-              <w:rPr>
-                <w:rFonts w:eastAsia="Calibri" w:cs="Cascadia Mono" w:ascii="Cascadia Mono" w:hAnsi="Cascadia Mono"/>
-                <w:color w:val="000000"/>
-                <w:kern w:val="0"/>
-                <w:sz w:val="19"/>
-                <w:szCs w:val="19"/>
-                <w:highlight w:val="white"/>
-                <w:lang w:val="en-US" w:eastAsia="en-US" w:bidi="ar-SA"/>
-              </w:rPr>
-            </w:r>
-          </w:p>
-          <w:p>
-            <w:pPr>
-              <w:pStyle w:val="Normal"/>
-              <w:widowControl/>
+              <w:suppressAutoHyphens w:val="true"/>
+              <w:spacing w:lineRule="auto" w:line="240" w:before="0" w:after="0"/>
+              <w:jc w:val="left"/>
+              <w:rPr>
+                <w:rFonts w:ascii="Cascadia Mono" w:hAnsi="Cascadia Mono" w:cs="Cascadia Mono"/>
+                <w:color w:val="000000"/>
+                <w:sz w:val="19"/>
+                <w:szCs w:val="19"/>
+                <w:highlight w:val="white"/>
+              </w:rPr>
+            </w:pPr>
+            <w:r>
+              <w:rPr>
+                <w:rFonts w:cs="Cascadia Mono" w:ascii="Cascadia Mono" w:hAnsi="Cascadia Mono"/>
+                <w:color w:val="000000"/>
+                <w:sz w:val="19"/>
+                <w:szCs w:val="19"/>
+                <w:highlight w:val="white"/>
+              </w:rPr>
+            </w:r>
+          </w:p>
+          <w:p>
+            <w:pPr>
+              <w:pStyle w:val="Normal"/>
+              <w:widowControl/>
+              <w:suppressAutoHyphens w:val="true"/>
               <w:spacing w:lineRule="auto" w:line="240" w:before="0" w:after="0"/>
               <w:jc w:val="left"/>
               <w:rPr>
@@ -5135,6 +5173,7 @@
             <w:pPr>
               <w:pStyle w:val="Normal"/>
               <w:widowControl/>
+              <w:suppressAutoHyphens w:val="true"/>
               <w:spacing w:lineRule="auto" w:line="240" w:before="0" w:after="0"/>
               <w:jc w:val="left"/>
               <w:rPr>
@@ -5186,6 +5225,7 @@
             <w:pPr>
               <w:pStyle w:val="Normal"/>
               <w:widowControl/>
+              <w:suppressAutoHyphens w:val="true"/>
               <w:spacing w:lineRule="auto" w:line="240" w:before="0" w:after="0"/>
               <w:jc w:val="left"/>
               <w:rPr>
@@ -5273,6 +5313,7 @@
             <w:pPr>
               <w:pStyle w:val="Normal"/>
               <w:widowControl/>
+              <w:suppressAutoHyphens w:val="true"/>
               <w:spacing w:lineRule="auto" w:line="240" w:before="0" w:after="0"/>
               <w:jc w:val="left"/>
               <w:rPr>
@@ -5336,6 +5377,7 @@
             <w:pPr>
               <w:pStyle w:val="Normal"/>
               <w:widowControl/>
+              <w:suppressAutoHyphens w:val="true"/>
               <w:spacing w:lineRule="auto" w:line="240" w:before="0" w:after="0"/>
               <w:jc w:val="left"/>
               <w:rPr>
@@ -5375,6 +5417,7 @@
             <w:pPr>
               <w:pStyle w:val="Normal"/>
               <w:widowControl/>
+              <w:suppressAutoHyphens w:val="true"/>
               <w:spacing w:lineRule="auto" w:line="240" w:before="0" w:after="0"/>
               <w:jc w:val="left"/>
               <w:rPr>
@@ -5426,6 +5469,7 @@
             <w:pPr>
               <w:pStyle w:val="Normal"/>
               <w:widowControl/>
+              <w:suppressAutoHyphens w:val="true"/>
               <w:spacing w:lineRule="auto" w:line="240" w:before="0" w:after="0"/>
               <w:jc w:val="left"/>
               <w:rPr>
@@ -5453,32 +5497,32 @@
             <w:pPr>
               <w:pStyle w:val="Normal"/>
               <w:widowControl/>
-              <w:spacing w:lineRule="auto" w:line="240" w:before="0" w:after="0"/>
-              <w:jc w:val="left"/>
-              <w:rPr>
-                <w:rFonts w:ascii="Cascadia Mono" w:hAnsi="Cascadia Mono" w:cs="Cascadia Mono"/>
-                <w:color w:val="000000"/>
-                <w:sz w:val="19"/>
-                <w:szCs w:val="19"/>
-                <w:highlight w:val="white"/>
-              </w:rPr>
-            </w:pPr>
-            <w:r>
-              <w:rPr>
-                <w:rFonts w:eastAsia="Calibri" w:cs="Cascadia Mono" w:ascii="Cascadia Mono" w:hAnsi="Cascadia Mono"/>
-                <w:color w:val="000000"/>
-                <w:kern w:val="0"/>
-                <w:sz w:val="19"/>
-                <w:szCs w:val="19"/>
-                <w:highlight w:val="white"/>
-                <w:lang w:val="en-US" w:eastAsia="en-US" w:bidi="ar-SA"/>
-              </w:rPr>
-            </w:r>
-          </w:p>
-          <w:p>
-            <w:pPr>
-              <w:pStyle w:val="Normal"/>
-              <w:widowControl/>
+              <w:suppressAutoHyphens w:val="true"/>
+              <w:spacing w:lineRule="auto" w:line="240" w:before="0" w:after="0"/>
+              <w:jc w:val="left"/>
+              <w:rPr>
+                <w:rFonts w:ascii="Cascadia Mono" w:hAnsi="Cascadia Mono" w:cs="Cascadia Mono"/>
+                <w:color w:val="000000"/>
+                <w:sz w:val="19"/>
+                <w:szCs w:val="19"/>
+                <w:highlight w:val="white"/>
+              </w:rPr>
+            </w:pPr>
+            <w:r>
+              <w:rPr>
+                <w:rFonts w:cs="Cascadia Mono" w:ascii="Cascadia Mono" w:hAnsi="Cascadia Mono"/>
+                <w:color w:val="000000"/>
+                <w:sz w:val="19"/>
+                <w:szCs w:val="19"/>
+                <w:highlight w:val="white"/>
+              </w:rPr>
+            </w:r>
+          </w:p>
+          <w:p>
+            <w:pPr>
+              <w:pStyle w:val="Normal"/>
+              <w:widowControl/>
+              <w:suppressAutoHyphens w:val="true"/>
               <w:spacing w:lineRule="auto" w:line="240" w:before="0" w:after="0"/>
               <w:jc w:val="left"/>
               <w:rPr>
@@ -5590,6 +5634,7 @@
             <w:pPr>
               <w:pStyle w:val="Normal"/>
               <w:widowControl/>
+              <w:suppressAutoHyphens w:val="true"/>
               <w:spacing w:lineRule="auto" w:line="240" w:before="0" w:after="0"/>
               <w:jc w:val="left"/>
               <w:rPr>
@@ -5641,6 +5686,7 @@
             <w:pPr>
               <w:pStyle w:val="Normal"/>
               <w:widowControl/>
+              <w:suppressAutoHyphens w:val="true"/>
               <w:spacing w:lineRule="auto" w:line="240" w:before="0" w:after="0"/>
               <w:jc w:val="left"/>
               <w:rPr>
@@ -5728,6 +5774,7 @@
             <w:pPr>
               <w:pStyle w:val="Normal"/>
               <w:widowControl/>
+              <w:suppressAutoHyphens w:val="true"/>
               <w:spacing w:lineRule="auto" w:line="240" w:before="0" w:after="0"/>
               <w:jc w:val="left"/>
               <w:rPr>
@@ -5791,6 +5838,7 @@
             <w:pPr>
               <w:pStyle w:val="Normal"/>
               <w:widowControl/>
+              <w:suppressAutoHyphens w:val="true"/>
               <w:spacing w:lineRule="auto" w:line="240" w:before="0" w:after="0"/>
               <w:jc w:val="left"/>
               <w:rPr>
@@ -5830,6 +5878,7 @@
             <w:pPr>
               <w:pStyle w:val="Normal"/>
               <w:widowControl/>
+              <w:suppressAutoHyphens w:val="true"/>
               <w:spacing w:lineRule="auto" w:line="240" w:before="0" w:after="0"/>
               <w:jc w:val="left"/>
               <w:rPr>
@@ -5881,6 +5930,7 @@
             <w:pPr>
               <w:pStyle w:val="Normal"/>
               <w:widowControl/>
+              <w:suppressAutoHyphens w:val="true"/>
               <w:spacing w:lineRule="auto" w:line="240" w:before="0" w:after="0"/>
               <w:jc w:val="left"/>
               <w:rPr>
@@ -5908,32 +5958,32 @@
             <w:pPr>
               <w:pStyle w:val="Normal"/>
               <w:widowControl/>
-              <w:spacing w:lineRule="auto" w:line="240" w:before="0" w:after="0"/>
-              <w:jc w:val="left"/>
-              <w:rPr>
-                <w:rFonts w:ascii="Cascadia Mono" w:hAnsi="Cascadia Mono" w:cs="Cascadia Mono"/>
-                <w:color w:val="000000"/>
-                <w:sz w:val="19"/>
-                <w:szCs w:val="19"/>
-                <w:highlight w:val="white"/>
-              </w:rPr>
-            </w:pPr>
-            <w:r>
-              <w:rPr>
-                <w:rFonts w:eastAsia="Calibri" w:cs="Cascadia Mono" w:ascii="Cascadia Mono" w:hAnsi="Cascadia Mono"/>
-                <w:color w:val="000000"/>
-                <w:kern w:val="0"/>
-                <w:sz w:val="19"/>
-                <w:szCs w:val="19"/>
-                <w:highlight w:val="white"/>
-                <w:lang w:val="en-US" w:eastAsia="en-US" w:bidi="ar-SA"/>
-              </w:rPr>
-            </w:r>
-          </w:p>
-          <w:p>
-            <w:pPr>
-              <w:pStyle w:val="Normal"/>
-              <w:widowControl/>
+              <w:suppressAutoHyphens w:val="true"/>
+              <w:spacing w:lineRule="auto" w:line="240" w:before="0" w:after="0"/>
+              <w:jc w:val="left"/>
+              <w:rPr>
+                <w:rFonts w:ascii="Cascadia Mono" w:hAnsi="Cascadia Mono" w:cs="Cascadia Mono"/>
+                <w:color w:val="000000"/>
+                <w:sz w:val="19"/>
+                <w:szCs w:val="19"/>
+                <w:highlight w:val="white"/>
+              </w:rPr>
+            </w:pPr>
+            <w:r>
+              <w:rPr>
+                <w:rFonts w:cs="Cascadia Mono" w:ascii="Cascadia Mono" w:hAnsi="Cascadia Mono"/>
+                <w:color w:val="000000"/>
+                <w:sz w:val="19"/>
+                <w:szCs w:val="19"/>
+                <w:highlight w:val="white"/>
+              </w:rPr>
+            </w:r>
+          </w:p>
+          <w:p>
+            <w:pPr>
+              <w:pStyle w:val="Normal"/>
+              <w:widowControl/>
+              <w:suppressAutoHyphens w:val="true"/>
               <w:spacing w:lineRule="auto" w:line="240" w:before="0" w:after="0"/>
               <w:jc w:val="left"/>
               <w:rPr>
@@ -6045,6 +6095,7 @@
             <w:pPr>
               <w:pStyle w:val="Normal"/>
               <w:widowControl/>
+              <w:suppressAutoHyphens w:val="true"/>
               <w:spacing w:lineRule="auto" w:line="240" w:before="0" w:after="0"/>
               <w:jc w:val="left"/>
               <w:rPr>
@@ -6096,6 +6147,7 @@
             <w:pPr>
               <w:pStyle w:val="Normal"/>
               <w:widowControl/>
+              <w:suppressAutoHyphens w:val="true"/>
               <w:spacing w:lineRule="auto" w:line="240" w:before="0" w:after="0"/>
               <w:jc w:val="left"/>
               <w:rPr>
@@ -6159,6 +6211,7 @@
             <w:pPr>
               <w:pStyle w:val="Normal"/>
               <w:widowControl/>
+              <w:suppressAutoHyphens w:val="true"/>
               <w:spacing w:lineRule="auto" w:line="240" w:before="0" w:after="0"/>
               <w:jc w:val="left"/>
               <w:rPr>
@@ -6222,6 +6275,7 @@
             <w:pPr>
               <w:pStyle w:val="Normal"/>
               <w:widowControl/>
+              <w:suppressAutoHyphens w:val="true"/>
               <w:spacing w:lineRule="auto" w:line="240" w:before="0" w:after="0"/>
               <w:jc w:val="left"/>
               <w:rPr>
@@ -6261,6 +6315,7 @@
             <w:pPr>
               <w:pStyle w:val="Normal"/>
               <w:widowControl/>
+              <w:suppressAutoHyphens w:val="true"/>
               <w:spacing w:lineRule="auto" w:line="240" w:before="0" w:after="0"/>
               <w:jc w:val="left"/>
               <w:rPr>
@@ -6312,6 +6367,7 @@
             <w:pPr>
               <w:pStyle w:val="Normal"/>
               <w:widowControl/>
+              <w:suppressAutoHyphens w:val="true"/>
               <w:spacing w:lineRule="auto" w:line="240" w:before="0" w:after="0"/>
               <w:jc w:val="left"/>
               <w:rPr>
@@ -6339,32 +6395,32 @@
             <w:pPr>
               <w:pStyle w:val="Normal"/>
               <w:widowControl/>
-              <w:spacing w:lineRule="auto" w:line="240" w:before="0" w:after="0"/>
-              <w:jc w:val="left"/>
-              <w:rPr>
-                <w:rFonts w:ascii="Cascadia Mono" w:hAnsi="Cascadia Mono" w:cs="Cascadia Mono"/>
-                <w:color w:val="000000"/>
-                <w:sz w:val="19"/>
-                <w:szCs w:val="19"/>
-                <w:highlight w:val="white"/>
-              </w:rPr>
-            </w:pPr>
-            <w:r>
-              <w:rPr>
-                <w:rFonts w:eastAsia="Calibri" w:cs="Cascadia Mono" w:ascii="Cascadia Mono" w:hAnsi="Cascadia Mono"/>
-                <w:color w:val="000000"/>
-                <w:kern w:val="0"/>
-                <w:sz w:val="19"/>
-                <w:szCs w:val="19"/>
-                <w:highlight w:val="white"/>
-                <w:lang w:val="en-US" w:eastAsia="en-US" w:bidi="ar-SA"/>
-              </w:rPr>
-            </w:r>
-          </w:p>
-          <w:p>
-            <w:pPr>
-              <w:pStyle w:val="Normal"/>
-              <w:widowControl/>
+              <w:suppressAutoHyphens w:val="true"/>
+              <w:spacing w:lineRule="auto" w:line="240" w:before="0" w:after="0"/>
+              <w:jc w:val="left"/>
+              <w:rPr>
+                <w:rFonts w:ascii="Cascadia Mono" w:hAnsi="Cascadia Mono" w:cs="Cascadia Mono"/>
+                <w:color w:val="000000"/>
+                <w:sz w:val="19"/>
+                <w:szCs w:val="19"/>
+                <w:highlight w:val="white"/>
+              </w:rPr>
+            </w:pPr>
+            <w:r>
+              <w:rPr>
+                <w:rFonts w:cs="Cascadia Mono" w:ascii="Cascadia Mono" w:hAnsi="Cascadia Mono"/>
+                <w:color w:val="000000"/>
+                <w:sz w:val="19"/>
+                <w:szCs w:val="19"/>
+                <w:highlight w:val="white"/>
+              </w:rPr>
+            </w:r>
+          </w:p>
+          <w:p>
+            <w:pPr>
+              <w:pStyle w:val="Normal"/>
+              <w:widowControl/>
+              <w:suppressAutoHyphens w:val="true"/>
               <w:spacing w:lineRule="auto" w:line="240" w:before="0" w:after="0"/>
               <w:jc w:val="left"/>
               <w:rPr>
@@ -6476,6 +6532,7 @@
             <w:pPr>
               <w:pStyle w:val="Normal"/>
               <w:widowControl/>
+              <w:suppressAutoHyphens w:val="true"/>
               <w:spacing w:lineRule="auto" w:line="240" w:before="0" w:after="0"/>
               <w:jc w:val="left"/>
               <w:rPr>
@@ -6527,6 +6584,7 @@
             <w:pPr>
               <w:pStyle w:val="Normal"/>
               <w:widowControl/>
+              <w:suppressAutoHyphens w:val="true"/>
               <w:spacing w:lineRule="auto" w:line="240" w:before="0" w:after="0"/>
               <w:jc w:val="left"/>
               <w:rPr>
@@ -6590,6 +6648,7 @@
             <w:pPr>
               <w:pStyle w:val="Normal"/>
               <w:widowControl/>
+              <w:suppressAutoHyphens w:val="true"/>
               <w:spacing w:lineRule="auto" w:line="240" w:before="0" w:after="0"/>
               <w:jc w:val="left"/>
               <w:rPr>
@@ -6653,6 +6712,7 @@
             <w:pPr>
               <w:pStyle w:val="Normal"/>
               <w:widowControl/>
+              <w:suppressAutoHyphens w:val="true"/>
               <w:spacing w:lineRule="auto" w:line="240" w:before="0" w:after="0"/>
               <w:jc w:val="left"/>
               <w:rPr>
@@ -6692,6 +6752,7 @@
             <w:pPr>
               <w:pStyle w:val="Normal"/>
               <w:widowControl/>
+              <w:suppressAutoHyphens w:val="true"/>
               <w:spacing w:lineRule="auto" w:line="240" w:before="0" w:after="0"/>
               <w:jc w:val="left"/>
               <w:rPr>
@@ -6743,6 +6804,7 @@
             <w:pPr>
               <w:pStyle w:val="Normal"/>
               <w:widowControl/>
+              <w:suppressAutoHyphens w:val="true"/>
               <w:spacing w:lineRule="auto" w:line="240" w:before="0" w:after="0"/>
               <w:jc w:val="left"/>
               <w:rPr>
@@ -6770,32 +6832,32 @@
             <w:pPr>
               <w:pStyle w:val="Normal"/>
               <w:widowControl/>
-              <w:spacing w:lineRule="auto" w:line="240" w:before="0" w:after="0"/>
-              <w:jc w:val="left"/>
-              <w:rPr>
-                <w:rFonts w:ascii="Cascadia Mono" w:hAnsi="Cascadia Mono" w:cs="Cascadia Mono"/>
-                <w:color w:val="000000"/>
-                <w:sz w:val="19"/>
-                <w:szCs w:val="19"/>
-                <w:highlight w:val="white"/>
-              </w:rPr>
-            </w:pPr>
-            <w:r>
-              <w:rPr>
-                <w:rFonts w:eastAsia="Calibri" w:cs="Cascadia Mono" w:ascii="Cascadia Mono" w:hAnsi="Cascadia Mono"/>
-                <w:color w:val="000000"/>
-                <w:kern w:val="0"/>
-                <w:sz w:val="19"/>
-                <w:szCs w:val="19"/>
-                <w:highlight w:val="white"/>
-                <w:lang w:val="en-US" w:eastAsia="en-US" w:bidi="ar-SA"/>
-              </w:rPr>
-            </w:r>
-          </w:p>
-          <w:p>
-            <w:pPr>
-              <w:pStyle w:val="Normal"/>
-              <w:widowControl/>
+              <w:suppressAutoHyphens w:val="true"/>
+              <w:spacing w:lineRule="auto" w:line="240" w:before="0" w:after="0"/>
+              <w:jc w:val="left"/>
+              <w:rPr>
+                <w:rFonts w:ascii="Cascadia Mono" w:hAnsi="Cascadia Mono" w:cs="Cascadia Mono"/>
+                <w:color w:val="000000"/>
+                <w:sz w:val="19"/>
+                <w:szCs w:val="19"/>
+                <w:highlight w:val="white"/>
+              </w:rPr>
+            </w:pPr>
+            <w:r>
+              <w:rPr>
+                <w:rFonts w:cs="Cascadia Mono" w:ascii="Cascadia Mono" w:hAnsi="Cascadia Mono"/>
+                <w:color w:val="000000"/>
+                <w:sz w:val="19"/>
+                <w:szCs w:val="19"/>
+                <w:highlight w:val="white"/>
+              </w:rPr>
+            </w:r>
+          </w:p>
+          <w:p>
+            <w:pPr>
+              <w:pStyle w:val="Normal"/>
+              <w:widowControl/>
+              <w:suppressAutoHyphens w:val="true"/>
               <w:spacing w:lineRule="auto" w:line="240" w:before="0" w:after="0"/>
               <w:jc w:val="left"/>
               <w:rPr>
@@ -6907,6 +6969,7 @@
             <w:pPr>
               <w:pStyle w:val="Normal"/>
               <w:widowControl/>
+              <w:suppressAutoHyphens w:val="true"/>
               <w:spacing w:lineRule="auto" w:line="240" w:before="0" w:after="0"/>
               <w:jc w:val="left"/>
               <w:rPr>
@@ -6982,6 +7045,7 @@
             <w:pPr>
               <w:pStyle w:val="Normal"/>
               <w:widowControl/>
+              <w:suppressAutoHyphens w:val="true"/>
               <w:spacing w:lineRule="auto" w:line="240" w:before="0" w:after="0"/>
               <w:jc w:val="left"/>
               <w:rPr>
@@ -7057,32 +7121,32 @@
             <w:pPr>
               <w:pStyle w:val="Normal"/>
               <w:widowControl/>
-              <w:spacing w:lineRule="auto" w:line="240" w:before="0" w:after="0"/>
-              <w:jc w:val="left"/>
-              <w:rPr>
-                <w:rFonts w:ascii="Cascadia Mono" w:hAnsi="Cascadia Mono" w:cs="Cascadia Mono"/>
-                <w:color w:val="000000"/>
-                <w:sz w:val="19"/>
-                <w:szCs w:val="19"/>
-                <w:highlight w:val="white"/>
-              </w:rPr>
-            </w:pPr>
-            <w:r>
-              <w:rPr>
-                <w:rFonts w:eastAsia="Calibri" w:cs="Cascadia Mono" w:ascii="Cascadia Mono" w:hAnsi="Cascadia Mono"/>
-                <w:color w:val="000000"/>
-                <w:kern w:val="0"/>
-                <w:sz w:val="19"/>
-                <w:szCs w:val="19"/>
-                <w:highlight w:val="white"/>
-                <w:lang w:val="en-US" w:eastAsia="en-US" w:bidi="ar-SA"/>
-              </w:rPr>
-            </w:r>
-          </w:p>
-          <w:p>
-            <w:pPr>
-              <w:pStyle w:val="Normal"/>
-              <w:widowControl/>
+              <w:suppressAutoHyphens w:val="true"/>
+              <w:spacing w:lineRule="auto" w:line="240" w:before="0" w:after="0"/>
+              <w:jc w:val="left"/>
+              <w:rPr>
+                <w:rFonts w:ascii="Cascadia Mono" w:hAnsi="Cascadia Mono" w:cs="Cascadia Mono"/>
+                <w:color w:val="000000"/>
+                <w:sz w:val="19"/>
+                <w:szCs w:val="19"/>
+                <w:highlight w:val="white"/>
+              </w:rPr>
+            </w:pPr>
+            <w:r>
+              <w:rPr>
+                <w:rFonts w:cs="Cascadia Mono" w:ascii="Cascadia Mono" w:hAnsi="Cascadia Mono"/>
+                <w:color w:val="000000"/>
+                <w:sz w:val="19"/>
+                <w:szCs w:val="19"/>
+                <w:highlight w:val="white"/>
+              </w:rPr>
+            </w:r>
+          </w:p>
+          <w:p>
+            <w:pPr>
+              <w:pStyle w:val="Normal"/>
+              <w:widowControl/>
+              <w:suppressAutoHyphens w:val="true"/>
               <w:spacing w:lineRule="auto" w:line="240" w:before="0" w:after="0"/>
               <w:jc w:val="left"/>
               <w:rPr>
@@ -7158,6 +7222,7 @@
             <w:pPr>
               <w:pStyle w:val="Normal"/>
               <w:widowControl/>
+              <w:suppressAutoHyphens w:val="true"/>
               <w:spacing w:lineRule="auto" w:line="240" w:before="0" w:after="0"/>
               <w:jc w:val="left"/>
               <w:rPr>
@@ -7233,6 +7298,7 @@
             <w:pPr>
               <w:pStyle w:val="Normal"/>
               <w:widowControl/>
+              <w:suppressAutoHyphens w:val="true"/>
               <w:spacing w:lineRule="auto" w:line="240" w:before="0" w:after="0"/>
               <w:jc w:val="left"/>
               <w:rPr>
@@ -7284,6 +7350,7 @@
             <w:pPr>
               <w:pStyle w:val="Normal"/>
               <w:widowControl/>
+              <w:suppressAutoHyphens w:val="true"/>
               <w:spacing w:lineRule="auto" w:line="360" w:before="120" w:after="120"/>
               <w:jc w:val="both"/>
               <w:rPr>
@@ -7363,6 +7430,7 @@
             <w:pPr>
               <w:pStyle w:val="Normal"/>
               <w:widowControl/>
+              <w:suppressAutoHyphens w:val="true"/>
               <w:spacing w:lineRule="auto" w:line="240" w:before="0" w:after="0"/>
               <w:jc w:val="left"/>
               <w:rPr>
@@ -7414,6 +7482,7 @@
             <w:pPr>
               <w:pStyle w:val="Normal"/>
               <w:widowControl/>
+              <w:suppressAutoHyphens w:val="true"/>
               <w:spacing w:lineRule="auto" w:line="240" w:before="0" w:after="0"/>
               <w:jc w:val="left"/>
               <w:rPr>
@@ -7465,6 +7534,7 @@
             <w:pPr>
               <w:pStyle w:val="Normal"/>
               <w:widowControl/>
+              <w:suppressAutoHyphens w:val="true"/>
               <w:spacing w:lineRule="auto" w:line="240" w:before="0" w:after="0"/>
               <w:jc w:val="left"/>
               <w:rPr>
@@ -7528,32 +7598,32 @@
             <w:pPr>
               <w:pStyle w:val="Normal"/>
               <w:widowControl/>
-              <w:spacing w:lineRule="auto" w:line="240" w:before="0" w:after="0"/>
-              <w:jc w:val="left"/>
-              <w:rPr>
-                <w:rFonts w:ascii="Cascadia Mono" w:hAnsi="Cascadia Mono" w:cs="Cascadia Mono"/>
-                <w:color w:val="000000"/>
-                <w:sz w:val="19"/>
-                <w:szCs w:val="19"/>
-                <w:highlight w:val="white"/>
-              </w:rPr>
-            </w:pPr>
-            <w:r>
-              <w:rPr>
-                <w:rFonts w:eastAsia="Calibri" w:cs="Cascadia Mono" w:ascii="Cascadia Mono" w:hAnsi="Cascadia Mono"/>
-                <w:color w:val="000000"/>
-                <w:kern w:val="0"/>
-                <w:sz w:val="19"/>
-                <w:szCs w:val="19"/>
-                <w:highlight w:val="white"/>
-                <w:lang w:val="en-US" w:eastAsia="en-US" w:bidi="ar-SA"/>
-              </w:rPr>
-            </w:r>
-          </w:p>
-          <w:p>
-            <w:pPr>
-              <w:pStyle w:val="Normal"/>
-              <w:widowControl/>
+              <w:suppressAutoHyphens w:val="true"/>
+              <w:spacing w:lineRule="auto" w:line="240" w:before="0" w:after="0"/>
+              <w:jc w:val="left"/>
+              <w:rPr>
+                <w:rFonts w:ascii="Cascadia Mono" w:hAnsi="Cascadia Mono" w:cs="Cascadia Mono"/>
+                <w:color w:val="000000"/>
+                <w:sz w:val="19"/>
+                <w:szCs w:val="19"/>
+                <w:highlight w:val="white"/>
+              </w:rPr>
+            </w:pPr>
+            <w:r>
+              <w:rPr>
+                <w:rFonts w:cs="Cascadia Mono" w:ascii="Cascadia Mono" w:hAnsi="Cascadia Mono"/>
+                <w:color w:val="000000"/>
+                <w:sz w:val="19"/>
+                <w:szCs w:val="19"/>
+                <w:highlight w:val="white"/>
+              </w:rPr>
+            </w:r>
+          </w:p>
+          <w:p>
+            <w:pPr>
+              <w:pStyle w:val="Normal"/>
+              <w:widowControl/>
+              <w:suppressAutoHyphens w:val="true"/>
               <w:spacing w:lineRule="auto" w:line="240" w:before="0" w:after="0"/>
               <w:jc w:val="left"/>
               <w:rPr>
@@ -7593,6 +7663,7 @@
             <w:pPr>
               <w:pStyle w:val="Normal"/>
               <w:widowControl/>
+              <w:suppressAutoHyphens w:val="true"/>
               <w:spacing w:lineRule="auto" w:line="240" w:before="0" w:after="0"/>
               <w:jc w:val="left"/>
               <w:rPr>
@@ -7644,32 +7715,32 @@
             <w:pPr>
               <w:pStyle w:val="Normal"/>
               <w:widowControl/>
-              <w:spacing w:lineRule="auto" w:line="240" w:before="0" w:after="0"/>
-              <w:jc w:val="left"/>
-              <w:rPr>
-                <w:rFonts w:ascii="Cascadia Mono" w:hAnsi="Cascadia Mono" w:cs="Cascadia Mono"/>
-                <w:color w:val="000000"/>
-                <w:sz w:val="19"/>
-                <w:szCs w:val="19"/>
-                <w:highlight w:val="white"/>
-              </w:rPr>
-            </w:pPr>
-            <w:r>
-              <w:rPr>
-                <w:rFonts w:eastAsia="Calibri" w:cs="Cascadia Mono" w:ascii="Cascadia Mono" w:hAnsi="Cascadia Mono"/>
-                <w:color w:val="000000"/>
-                <w:kern w:val="0"/>
-                <w:sz w:val="19"/>
-                <w:szCs w:val="19"/>
-                <w:highlight w:val="white"/>
-                <w:lang w:val="en-US" w:eastAsia="en-US" w:bidi="ar-SA"/>
-              </w:rPr>
-            </w:r>
-          </w:p>
-          <w:p>
-            <w:pPr>
-              <w:pStyle w:val="Normal"/>
-              <w:widowControl/>
+              <w:suppressAutoHyphens w:val="true"/>
+              <w:spacing w:lineRule="auto" w:line="240" w:before="0" w:after="0"/>
+              <w:jc w:val="left"/>
+              <w:rPr>
+                <w:rFonts w:ascii="Cascadia Mono" w:hAnsi="Cascadia Mono" w:cs="Cascadia Mono"/>
+                <w:color w:val="000000"/>
+                <w:sz w:val="19"/>
+                <w:szCs w:val="19"/>
+                <w:highlight w:val="white"/>
+              </w:rPr>
+            </w:pPr>
+            <w:r>
+              <w:rPr>
+                <w:rFonts w:cs="Cascadia Mono" w:ascii="Cascadia Mono" w:hAnsi="Cascadia Mono"/>
+                <w:color w:val="000000"/>
+                <w:sz w:val="19"/>
+                <w:szCs w:val="19"/>
+                <w:highlight w:val="white"/>
+              </w:rPr>
+            </w:r>
+          </w:p>
+          <w:p>
+            <w:pPr>
+              <w:pStyle w:val="Normal"/>
+              <w:widowControl/>
+              <w:suppressAutoHyphens w:val="true"/>
               <w:spacing w:lineRule="auto" w:line="240" w:before="0" w:after="0"/>
               <w:jc w:val="left"/>
               <w:rPr>
@@ -7757,6 +7828,7 @@
             <w:pPr>
               <w:pStyle w:val="Normal"/>
               <w:widowControl/>
+              <w:suppressAutoHyphens w:val="true"/>
               <w:spacing w:lineRule="auto" w:line="240" w:before="0" w:after="0"/>
               <w:jc w:val="left"/>
               <w:rPr>
@@ -7796,32 +7868,32 @@
             <w:pPr>
               <w:pStyle w:val="Normal"/>
               <w:widowControl/>
-              <w:spacing w:lineRule="auto" w:line="240" w:before="0" w:after="0"/>
-              <w:jc w:val="left"/>
-              <w:rPr>
-                <w:rFonts w:ascii="Cascadia Mono" w:hAnsi="Cascadia Mono" w:cs="Cascadia Mono"/>
-                <w:color w:val="000000"/>
-                <w:sz w:val="19"/>
-                <w:szCs w:val="19"/>
-                <w:highlight w:val="white"/>
-              </w:rPr>
-            </w:pPr>
-            <w:r>
-              <w:rPr>
-                <w:rFonts w:eastAsia="Calibri" w:cs="Cascadia Mono" w:ascii="Cascadia Mono" w:hAnsi="Cascadia Mono"/>
-                <w:color w:val="000000"/>
-                <w:kern w:val="0"/>
-                <w:sz w:val="19"/>
-                <w:szCs w:val="19"/>
-                <w:highlight w:val="white"/>
-                <w:lang w:val="en-US" w:eastAsia="en-US" w:bidi="ar-SA"/>
-              </w:rPr>
-            </w:r>
-          </w:p>
-          <w:p>
-            <w:pPr>
-              <w:pStyle w:val="Normal"/>
-              <w:widowControl/>
+              <w:suppressAutoHyphens w:val="true"/>
+              <w:spacing w:lineRule="auto" w:line="240" w:before="0" w:after="0"/>
+              <w:jc w:val="left"/>
+              <w:rPr>
+                <w:rFonts w:ascii="Cascadia Mono" w:hAnsi="Cascadia Mono" w:cs="Cascadia Mono"/>
+                <w:color w:val="000000"/>
+                <w:sz w:val="19"/>
+                <w:szCs w:val="19"/>
+                <w:highlight w:val="white"/>
+              </w:rPr>
+            </w:pPr>
+            <w:r>
+              <w:rPr>
+                <w:rFonts w:cs="Cascadia Mono" w:ascii="Cascadia Mono" w:hAnsi="Cascadia Mono"/>
+                <w:color w:val="000000"/>
+                <w:sz w:val="19"/>
+                <w:szCs w:val="19"/>
+                <w:highlight w:val="white"/>
+              </w:rPr>
+            </w:r>
+          </w:p>
+          <w:p>
+            <w:pPr>
+              <w:pStyle w:val="Normal"/>
+              <w:widowControl/>
+              <w:suppressAutoHyphens w:val="true"/>
               <w:spacing w:lineRule="auto" w:line="240" w:before="0" w:after="0"/>
               <w:jc w:val="left"/>
               <w:rPr>
@@ -7909,6 +7981,7 @@
             <w:pPr>
               <w:pStyle w:val="Normal"/>
               <w:widowControl/>
+              <w:suppressAutoHyphens w:val="true"/>
               <w:spacing w:lineRule="auto" w:line="240" w:before="0" w:after="0"/>
               <w:jc w:val="left"/>
               <w:rPr>
@@ -7948,32 +8021,32 @@
             <w:pPr>
               <w:pStyle w:val="Normal"/>
               <w:widowControl/>
-              <w:spacing w:lineRule="auto" w:line="240" w:before="0" w:after="0"/>
-              <w:jc w:val="left"/>
-              <w:rPr>
-                <w:rFonts w:ascii="Cascadia Mono" w:hAnsi="Cascadia Mono" w:cs="Cascadia Mono"/>
-                <w:color w:val="000000"/>
-                <w:sz w:val="19"/>
-                <w:szCs w:val="19"/>
-                <w:highlight w:val="white"/>
-              </w:rPr>
-            </w:pPr>
-            <w:r>
-              <w:rPr>
-                <w:rFonts w:eastAsia="Calibri" w:cs="Cascadia Mono" w:ascii="Cascadia Mono" w:hAnsi="Cascadia Mono"/>
-                <w:color w:val="000000"/>
-                <w:kern w:val="0"/>
-                <w:sz w:val="19"/>
-                <w:szCs w:val="19"/>
-                <w:highlight w:val="white"/>
-                <w:lang w:val="en-US" w:eastAsia="en-US" w:bidi="ar-SA"/>
-              </w:rPr>
-            </w:r>
-          </w:p>
-          <w:p>
-            <w:pPr>
-              <w:pStyle w:val="Normal"/>
-              <w:widowControl/>
+              <w:suppressAutoHyphens w:val="true"/>
+              <w:spacing w:lineRule="auto" w:line="240" w:before="0" w:after="0"/>
+              <w:jc w:val="left"/>
+              <w:rPr>
+                <w:rFonts w:ascii="Cascadia Mono" w:hAnsi="Cascadia Mono" w:cs="Cascadia Mono"/>
+                <w:color w:val="000000"/>
+                <w:sz w:val="19"/>
+                <w:szCs w:val="19"/>
+                <w:highlight w:val="white"/>
+              </w:rPr>
+            </w:pPr>
+            <w:r>
+              <w:rPr>
+                <w:rFonts w:cs="Cascadia Mono" w:ascii="Cascadia Mono" w:hAnsi="Cascadia Mono"/>
+                <w:color w:val="000000"/>
+                <w:sz w:val="19"/>
+                <w:szCs w:val="19"/>
+                <w:highlight w:val="white"/>
+              </w:rPr>
+            </w:r>
+          </w:p>
+          <w:p>
+            <w:pPr>
+              <w:pStyle w:val="Normal"/>
+              <w:widowControl/>
+              <w:suppressAutoHyphens w:val="true"/>
               <w:spacing w:lineRule="auto" w:line="240" w:before="0" w:after="0"/>
               <w:jc w:val="left"/>
               <w:rPr>
@@ -8061,6 +8134,7 @@
             <w:pPr>
               <w:pStyle w:val="Normal"/>
               <w:widowControl/>
+              <w:suppressAutoHyphens w:val="true"/>
               <w:spacing w:lineRule="auto" w:line="240" w:before="0" w:after="0"/>
               <w:jc w:val="left"/>
               <w:rPr>
@@ -8100,6 +8174,7 @@
             <w:pPr>
               <w:pStyle w:val="Normal"/>
               <w:widowControl/>
+              <w:suppressAutoHyphens w:val="true"/>
               <w:spacing w:lineRule="auto" w:line="240" w:before="0" w:after="0"/>
               <w:jc w:val="left"/>
               <w:rPr>
@@ -8139,32 +8214,32 @@
             <w:pPr>
               <w:pStyle w:val="Normal"/>
               <w:widowControl/>
-              <w:spacing w:lineRule="auto" w:line="240" w:before="0" w:after="0"/>
-              <w:jc w:val="left"/>
-              <w:rPr>
-                <w:rFonts w:ascii="Cascadia Mono" w:hAnsi="Cascadia Mono" w:cs="Cascadia Mono"/>
-                <w:color w:val="000000"/>
-                <w:sz w:val="19"/>
-                <w:szCs w:val="19"/>
-                <w:highlight w:val="white"/>
-              </w:rPr>
-            </w:pPr>
-            <w:r>
-              <w:rPr>
-                <w:rFonts w:eastAsia="Calibri" w:cs="Cascadia Mono" w:ascii="Cascadia Mono" w:hAnsi="Cascadia Mono"/>
-                <w:color w:val="000000"/>
-                <w:kern w:val="0"/>
-                <w:sz w:val="19"/>
-                <w:szCs w:val="19"/>
-                <w:highlight w:val="white"/>
-                <w:lang w:val="en-US" w:eastAsia="en-US" w:bidi="ar-SA"/>
-              </w:rPr>
-            </w:r>
-          </w:p>
-          <w:p>
-            <w:pPr>
-              <w:pStyle w:val="Normal"/>
-              <w:widowControl/>
+              <w:suppressAutoHyphens w:val="true"/>
+              <w:spacing w:lineRule="auto" w:line="240" w:before="0" w:after="0"/>
+              <w:jc w:val="left"/>
+              <w:rPr>
+                <w:rFonts w:ascii="Cascadia Mono" w:hAnsi="Cascadia Mono" w:cs="Cascadia Mono"/>
+                <w:color w:val="000000"/>
+                <w:sz w:val="19"/>
+                <w:szCs w:val="19"/>
+                <w:highlight w:val="white"/>
+              </w:rPr>
+            </w:pPr>
+            <w:r>
+              <w:rPr>
+                <w:rFonts w:cs="Cascadia Mono" w:ascii="Cascadia Mono" w:hAnsi="Cascadia Mono"/>
+                <w:color w:val="000000"/>
+                <w:sz w:val="19"/>
+                <w:szCs w:val="19"/>
+                <w:highlight w:val="white"/>
+              </w:rPr>
+            </w:r>
+          </w:p>
+          <w:p>
+            <w:pPr>
+              <w:pStyle w:val="Normal"/>
+              <w:widowControl/>
+              <w:suppressAutoHyphens w:val="true"/>
               <w:spacing w:lineRule="auto" w:line="240" w:before="0" w:after="0"/>
               <w:jc w:val="left"/>
               <w:rPr>
@@ -8252,6 +8327,7 @@
             <w:pPr>
               <w:pStyle w:val="Normal"/>
               <w:widowControl/>
+              <w:suppressAutoHyphens w:val="true"/>
               <w:spacing w:lineRule="auto" w:line="240" w:before="0" w:after="0"/>
               <w:jc w:val="left"/>
               <w:rPr>
@@ -8291,6 +8367,7 @@
             <w:pPr>
               <w:pStyle w:val="Normal"/>
               <w:widowControl/>
+              <w:suppressAutoHyphens w:val="true"/>
               <w:spacing w:lineRule="auto" w:line="240" w:before="0" w:after="0"/>
               <w:jc w:val="left"/>
               <w:rPr>
@@ -8330,32 +8407,32 @@
             <w:pPr>
               <w:pStyle w:val="Normal"/>
               <w:widowControl/>
-              <w:spacing w:lineRule="auto" w:line="240" w:before="0" w:after="0"/>
-              <w:jc w:val="left"/>
-              <w:rPr>
-                <w:rFonts w:ascii="Cascadia Mono" w:hAnsi="Cascadia Mono" w:cs="Cascadia Mono"/>
-                <w:color w:val="000000"/>
-                <w:sz w:val="19"/>
-                <w:szCs w:val="19"/>
-                <w:highlight w:val="white"/>
-              </w:rPr>
-            </w:pPr>
-            <w:r>
-              <w:rPr>
-                <w:rFonts w:eastAsia="Calibri" w:cs="Cascadia Mono" w:ascii="Cascadia Mono" w:hAnsi="Cascadia Mono"/>
-                <w:color w:val="000000"/>
-                <w:kern w:val="0"/>
-                <w:sz w:val="19"/>
-                <w:szCs w:val="19"/>
-                <w:highlight w:val="white"/>
-                <w:lang w:val="en-US" w:eastAsia="en-US" w:bidi="ar-SA"/>
-              </w:rPr>
-            </w:r>
-          </w:p>
-          <w:p>
-            <w:pPr>
-              <w:pStyle w:val="Normal"/>
-              <w:widowControl/>
+              <w:suppressAutoHyphens w:val="true"/>
+              <w:spacing w:lineRule="auto" w:line="240" w:before="0" w:after="0"/>
+              <w:jc w:val="left"/>
+              <w:rPr>
+                <w:rFonts w:ascii="Cascadia Mono" w:hAnsi="Cascadia Mono" w:cs="Cascadia Mono"/>
+                <w:color w:val="000000"/>
+                <w:sz w:val="19"/>
+                <w:szCs w:val="19"/>
+                <w:highlight w:val="white"/>
+              </w:rPr>
+            </w:pPr>
+            <w:r>
+              <w:rPr>
+                <w:rFonts w:cs="Cascadia Mono" w:ascii="Cascadia Mono" w:hAnsi="Cascadia Mono"/>
+                <w:color w:val="000000"/>
+                <w:sz w:val="19"/>
+                <w:szCs w:val="19"/>
+                <w:highlight w:val="white"/>
+              </w:rPr>
+            </w:r>
+          </w:p>
+          <w:p>
+            <w:pPr>
+              <w:pStyle w:val="Normal"/>
+              <w:widowControl/>
+              <w:suppressAutoHyphens w:val="true"/>
               <w:spacing w:lineRule="auto" w:line="240" w:before="0" w:after="0"/>
               <w:jc w:val="left"/>
               <w:rPr>
@@ -8395,6 +8472,7 @@
             <w:pPr>
               <w:pStyle w:val="Normal"/>
               <w:widowControl/>
+              <w:suppressAutoHyphens w:val="true"/>
               <w:spacing w:lineRule="auto" w:line="240" w:before="0" w:after="0"/>
               <w:jc w:val="left"/>
               <w:rPr>
@@ -8446,6 +8524,7 @@
             <w:pPr>
               <w:pStyle w:val="Normal"/>
               <w:widowControl/>
+              <w:suppressAutoHyphens w:val="true"/>
               <w:spacing w:lineRule="auto" w:line="240" w:before="0" w:after="0"/>
               <w:jc w:val="left"/>
               <w:rPr>
@@ -8497,6 +8576,7 @@
             <w:pPr>
               <w:pStyle w:val="Normal"/>
               <w:widowControl/>
+              <w:suppressAutoHyphens w:val="true"/>
               <w:spacing w:lineRule="auto" w:line="240" w:before="0" w:after="0"/>
               <w:jc w:val="left"/>
               <w:rPr>
@@ -8548,6 +8628,7 @@
             <w:pPr>
               <w:pStyle w:val="Normal"/>
               <w:widowControl/>
+              <w:suppressAutoHyphens w:val="true"/>
               <w:spacing w:lineRule="auto" w:line="240" w:before="0" w:after="0"/>
               <w:jc w:val="left"/>
               <w:rPr>
@@ -8599,32 +8680,32 @@
             <w:pPr>
               <w:pStyle w:val="Normal"/>
               <w:widowControl/>
-              <w:spacing w:lineRule="auto" w:line="240" w:before="0" w:after="0"/>
-              <w:jc w:val="left"/>
-              <w:rPr>
-                <w:rFonts w:ascii="Cascadia Mono" w:hAnsi="Cascadia Mono" w:cs="Cascadia Mono"/>
-                <w:color w:val="000000"/>
-                <w:sz w:val="19"/>
-                <w:szCs w:val="19"/>
-                <w:highlight w:val="white"/>
-              </w:rPr>
-            </w:pPr>
-            <w:r>
-              <w:rPr>
-                <w:rFonts w:eastAsia="Calibri" w:cs="Cascadia Mono" w:ascii="Cascadia Mono" w:hAnsi="Cascadia Mono"/>
-                <w:color w:val="000000"/>
-                <w:kern w:val="0"/>
-                <w:sz w:val="19"/>
-                <w:szCs w:val="19"/>
-                <w:highlight w:val="white"/>
-                <w:lang w:val="en-US" w:eastAsia="en-US" w:bidi="ar-SA"/>
-              </w:rPr>
-            </w:r>
-          </w:p>
-          <w:p>
-            <w:pPr>
-              <w:pStyle w:val="Normal"/>
-              <w:widowControl/>
+              <w:suppressAutoHyphens w:val="true"/>
+              <w:spacing w:lineRule="auto" w:line="240" w:before="0" w:after="0"/>
+              <w:jc w:val="left"/>
+              <w:rPr>
+                <w:rFonts w:ascii="Cascadia Mono" w:hAnsi="Cascadia Mono" w:cs="Cascadia Mono"/>
+                <w:color w:val="000000"/>
+                <w:sz w:val="19"/>
+                <w:szCs w:val="19"/>
+                <w:highlight w:val="white"/>
+              </w:rPr>
+            </w:pPr>
+            <w:r>
+              <w:rPr>
+                <w:rFonts w:cs="Cascadia Mono" w:ascii="Cascadia Mono" w:hAnsi="Cascadia Mono"/>
+                <w:color w:val="000000"/>
+                <w:sz w:val="19"/>
+                <w:szCs w:val="19"/>
+                <w:highlight w:val="white"/>
+              </w:rPr>
+            </w:r>
+          </w:p>
+          <w:p>
+            <w:pPr>
+              <w:pStyle w:val="Normal"/>
+              <w:widowControl/>
+              <w:suppressAutoHyphens w:val="true"/>
               <w:spacing w:lineRule="auto" w:line="240" w:before="0" w:after="0"/>
               <w:jc w:val="left"/>
               <w:rPr>
@@ -8712,6 +8793,7 @@
             <w:pPr>
               <w:pStyle w:val="Normal"/>
               <w:widowControl/>
+              <w:suppressAutoHyphens w:val="true"/>
               <w:spacing w:lineRule="auto" w:line="240" w:before="0" w:after="0"/>
               <w:jc w:val="left"/>
               <w:rPr>
@@ -8751,32 +8833,32 @@
             <w:pPr>
               <w:pStyle w:val="Normal"/>
               <w:widowControl/>
-              <w:spacing w:lineRule="auto" w:line="240" w:before="0" w:after="0"/>
-              <w:jc w:val="left"/>
-              <w:rPr>
-                <w:rFonts w:ascii="Cascadia Mono" w:hAnsi="Cascadia Mono" w:cs="Cascadia Mono"/>
-                <w:color w:val="000000"/>
-                <w:sz w:val="19"/>
-                <w:szCs w:val="19"/>
-                <w:highlight w:val="white"/>
-              </w:rPr>
-            </w:pPr>
-            <w:r>
-              <w:rPr>
-                <w:rFonts w:eastAsia="Calibri" w:cs="Cascadia Mono" w:ascii="Cascadia Mono" w:hAnsi="Cascadia Mono"/>
-                <w:color w:val="000000"/>
-                <w:kern w:val="0"/>
-                <w:sz w:val="19"/>
-                <w:szCs w:val="19"/>
-                <w:highlight w:val="white"/>
-                <w:lang w:val="en-US" w:eastAsia="en-US" w:bidi="ar-SA"/>
-              </w:rPr>
-            </w:r>
-          </w:p>
-          <w:p>
-            <w:pPr>
-              <w:pStyle w:val="Normal"/>
-              <w:widowControl/>
+              <w:suppressAutoHyphens w:val="true"/>
+              <w:spacing w:lineRule="auto" w:line="240" w:before="0" w:after="0"/>
+              <w:jc w:val="left"/>
+              <w:rPr>
+                <w:rFonts w:ascii="Cascadia Mono" w:hAnsi="Cascadia Mono" w:cs="Cascadia Mono"/>
+                <w:color w:val="000000"/>
+                <w:sz w:val="19"/>
+                <w:szCs w:val="19"/>
+                <w:highlight w:val="white"/>
+              </w:rPr>
+            </w:pPr>
+            <w:r>
+              <w:rPr>
+                <w:rFonts w:cs="Cascadia Mono" w:ascii="Cascadia Mono" w:hAnsi="Cascadia Mono"/>
+                <w:color w:val="000000"/>
+                <w:sz w:val="19"/>
+                <w:szCs w:val="19"/>
+                <w:highlight w:val="white"/>
+              </w:rPr>
+            </w:r>
+          </w:p>
+          <w:p>
+            <w:pPr>
+              <w:pStyle w:val="Normal"/>
+              <w:widowControl/>
+              <w:suppressAutoHyphens w:val="true"/>
               <w:spacing w:lineRule="auto" w:line="240" w:before="0" w:after="0"/>
               <w:jc w:val="left"/>
               <w:rPr>
@@ -8864,6 +8946,7 @@
             <w:pPr>
               <w:pStyle w:val="Normal"/>
               <w:widowControl/>
+              <w:suppressAutoHyphens w:val="true"/>
               <w:spacing w:lineRule="auto" w:line="240" w:before="0" w:after="0"/>
               <w:jc w:val="left"/>
               <w:rPr>
@@ -8903,32 +8986,32 @@
             <w:pPr>
               <w:pStyle w:val="Normal"/>
               <w:widowControl/>
-              <w:spacing w:lineRule="auto" w:line="240" w:before="0" w:after="0"/>
-              <w:jc w:val="left"/>
-              <w:rPr>
-                <w:rFonts w:ascii="Cascadia Mono" w:hAnsi="Cascadia Mono" w:cs="Cascadia Mono"/>
-                <w:color w:val="000000"/>
-                <w:sz w:val="19"/>
-                <w:szCs w:val="19"/>
-                <w:highlight w:val="white"/>
-              </w:rPr>
-            </w:pPr>
-            <w:r>
-              <w:rPr>
-                <w:rFonts w:eastAsia="Calibri" w:cs="Cascadia Mono" w:ascii="Cascadia Mono" w:hAnsi="Cascadia Mono"/>
-                <w:color w:val="000000"/>
-                <w:kern w:val="0"/>
-                <w:sz w:val="19"/>
-                <w:szCs w:val="19"/>
-                <w:highlight w:val="white"/>
-                <w:lang w:val="en-US" w:eastAsia="en-US" w:bidi="ar-SA"/>
-              </w:rPr>
-            </w:r>
-          </w:p>
-          <w:p>
-            <w:pPr>
-              <w:pStyle w:val="Normal"/>
-              <w:widowControl/>
+              <w:suppressAutoHyphens w:val="true"/>
+              <w:spacing w:lineRule="auto" w:line="240" w:before="0" w:after="0"/>
+              <w:jc w:val="left"/>
+              <w:rPr>
+                <w:rFonts w:ascii="Cascadia Mono" w:hAnsi="Cascadia Mono" w:cs="Cascadia Mono"/>
+                <w:color w:val="000000"/>
+                <w:sz w:val="19"/>
+                <w:szCs w:val="19"/>
+                <w:highlight w:val="white"/>
+              </w:rPr>
+            </w:pPr>
+            <w:r>
+              <w:rPr>
+                <w:rFonts w:cs="Cascadia Mono" w:ascii="Cascadia Mono" w:hAnsi="Cascadia Mono"/>
+                <w:color w:val="000000"/>
+                <w:sz w:val="19"/>
+                <w:szCs w:val="19"/>
+                <w:highlight w:val="white"/>
+              </w:rPr>
+            </w:r>
+          </w:p>
+          <w:p>
+            <w:pPr>
+              <w:pStyle w:val="Normal"/>
+              <w:widowControl/>
+              <w:suppressAutoHyphens w:val="true"/>
               <w:spacing w:lineRule="auto" w:line="240" w:before="0" w:after="0"/>
               <w:jc w:val="left"/>
               <w:rPr>
@@ -9016,6 +9099,7 @@
             <w:pPr>
               <w:pStyle w:val="Normal"/>
               <w:widowControl/>
+              <w:suppressAutoHyphens w:val="true"/>
               <w:spacing w:lineRule="auto" w:line="240" w:before="0" w:after="0"/>
               <w:jc w:val="left"/>
               <w:rPr>
@@ -9055,32 +9139,32 @@
             <w:pPr>
               <w:pStyle w:val="Normal"/>
               <w:widowControl/>
-              <w:spacing w:lineRule="auto" w:line="240" w:before="0" w:after="0"/>
-              <w:jc w:val="left"/>
-              <w:rPr>
-                <w:rFonts w:ascii="Cascadia Mono" w:hAnsi="Cascadia Mono" w:cs="Cascadia Mono"/>
-                <w:color w:val="000000"/>
-                <w:sz w:val="19"/>
-                <w:szCs w:val="19"/>
-                <w:highlight w:val="white"/>
-              </w:rPr>
-            </w:pPr>
-            <w:r>
-              <w:rPr>
-                <w:rFonts w:eastAsia="Calibri" w:cs="Cascadia Mono" w:ascii="Cascadia Mono" w:hAnsi="Cascadia Mono"/>
-                <w:color w:val="000000"/>
-                <w:kern w:val="0"/>
-                <w:sz w:val="19"/>
-                <w:szCs w:val="19"/>
-                <w:highlight w:val="white"/>
-                <w:lang w:val="en-US" w:eastAsia="en-US" w:bidi="ar-SA"/>
-              </w:rPr>
-            </w:r>
-          </w:p>
-          <w:p>
-            <w:pPr>
-              <w:pStyle w:val="Normal"/>
-              <w:widowControl/>
+              <w:suppressAutoHyphens w:val="true"/>
+              <w:spacing w:lineRule="auto" w:line="240" w:before="0" w:after="0"/>
+              <w:jc w:val="left"/>
+              <w:rPr>
+                <w:rFonts w:ascii="Cascadia Mono" w:hAnsi="Cascadia Mono" w:cs="Cascadia Mono"/>
+                <w:color w:val="000000"/>
+                <w:sz w:val="19"/>
+                <w:szCs w:val="19"/>
+                <w:highlight w:val="white"/>
+              </w:rPr>
+            </w:pPr>
+            <w:r>
+              <w:rPr>
+                <w:rFonts w:cs="Cascadia Mono" w:ascii="Cascadia Mono" w:hAnsi="Cascadia Mono"/>
+                <w:color w:val="000000"/>
+                <w:sz w:val="19"/>
+                <w:szCs w:val="19"/>
+                <w:highlight w:val="white"/>
+              </w:rPr>
+            </w:r>
+          </w:p>
+          <w:p>
+            <w:pPr>
+              <w:pStyle w:val="Normal"/>
+              <w:widowControl/>
+              <w:suppressAutoHyphens w:val="true"/>
               <w:spacing w:lineRule="auto" w:line="240" w:before="0" w:after="0"/>
               <w:jc w:val="left"/>
               <w:rPr>
@@ -9168,6 +9252,7 @@
             <w:pPr>
               <w:pStyle w:val="Normal"/>
               <w:widowControl/>
+              <w:suppressAutoHyphens w:val="true"/>
               <w:spacing w:lineRule="auto" w:line="240" w:before="0" w:after="0"/>
               <w:jc w:val="left"/>
               <w:rPr>
@@ -9207,32 +9292,32 @@
             <w:pPr>
               <w:pStyle w:val="Normal"/>
               <w:widowControl/>
-              <w:spacing w:lineRule="auto" w:line="240" w:before="0" w:after="0"/>
-              <w:jc w:val="left"/>
-              <w:rPr>
-                <w:rFonts w:ascii="Cascadia Mono" w:hAnsi="Cascadia Mono" w:cs="Cascadia Mono"/>
-                <w:color w:val="000000"/>
-                <w:sz w:val="19"/>
-                <w:szCs w:val="19"/>
-                <w:highlight w:val="white"/>
-              </w:rPr>
-            </w:pPr>
-            <w:r>
-              <w:rPr>
-                <w:rFonts w:eastAsia="Calibri" w:cs="Cascadia Mono" w:ascii="Cascadia Mono" w:hAnsi="Cascadia Mono"/>
-                <w:color w:val="000000"/>
-                <w:kern w:val="0"/>
-                <w:sz w:val="19"/>
-                <w:szCs w:val="19"/>
-                <w:highlight w:val="white"/>
-                <w:lang w:val="en-US" w:eastAsia="en-US" w:bidi="ar-SA"/>
-              </w:rPr>
-            </w:r>
-          </w:p>
-          <w:p>
-            <w:pPr>
-              <w:pStyle w:val="Normal"/>
-              <w:widowControl/>
+              <w:suppressAutoHyphens w:val="true"/>
+              <w:spacing w:lineRule="auto" w:line="240" w:before="0" w:after="0"/>
+              <w:jc w:val="left"/>
+              <w:rPr>
+                <w:rFonts w:ascii="Cascadia Mono" w:hAnsi="Cascadia Mono" w:cs="Cascadia Mono"/>
+                <w:color w:val="000000"/>
+                <w:sz w:val="19"/>
+                <w:szCs w:val="19"/>
+                <w:highlight w:val="white"/>
+              </w:rPr>
+            </w:pPr>
+            <w:r>
+              <w:rPr>
+                <w:rFonts w:cs="Cascadia Mono" w:ascii="Cascadia Mono" w:hAnsi="Cascadia Mono"/>
+                <w:color w:val="000000"/>
+                <w:sz w:val="19"/>
+                <w:szCs w:val="19"/>
+                <w:highlight w:val="white"/>
+              </w:rPr>
+            </w:r>
+          </w:p>
+          <w:p>
+            <w:pPr>
+              <w:pStyle w:val="Normal"/>
+              <w:widowControl/>
+              <w:suppressAutoHyphens w:val="true"/>
               <w:spacing w:lineRule="auto" w:line="240" w:before="0" w:after="0"/>
               <w:jc w:val="left"/>
               <w:rPr>
@@ -9272,6 +9357,7 @@
             <w:pPr>
               <w:pStyle w:val="Normal"/>
               <w:widowControl/>
+              <w:suppressAutoHyphens w:val="true"/>
               <w:spacing w:lineRule="auto" w:line="240" w:before="0" w:after="0"/>
               <w:jc w:val="left"/>
               <w:rPr>
@@ -9323,6 +9409,7 @@
             <w:pPr>
               <w:pStyle w:val="Normal"/>
               <w:widowControl/>
+              <w:suppressAutoHyphens w:val="true"/>
               <w:spacing w:lineRule="auto" w:line="240" w:before="0" w:after="0"/>
               <w:jc w:val="left"/>
               <w:rPr>
@@ -9374,6 +9461,7 @@
             <w:pPr>
               <w:pStyle w:val="Normal"/>
               <w:widowControl/>
+              <w:suppressAutoHyphens w:val="true"/>
               <w:spacing w:lineRule="auto" w:line="240" w:before="0" w:after="0"/>
               <w:jc w:val="left"/>
               <w:rPr>
@@ -9461,6 +9549,7 @@
             <w:pPr>
               <w:pStyle w:val="Normal"/>
               <w:widowControl/>
+              <w:suppressAutoHyphens w:val="true"/>
               <w:spacing w:lineRule="auto" w:line="240" w:before="0" w:after="0"/>
               <w:jc w:val="left"/>
               <w:rPr>
@@ -9536,6 +9625,7 @@
             <w:pPr>
               <w:pStyle w:val="Normal"/>
               <w:widowControl/>
+              <w:suppressAutoHyphens w:val="true"/>
               <w:spacing w:lineRule="auto" w:line="240" w:before="0" w:after="0"/>
               <w:jc w:val="left"/>
               <w:rPr>
@@ -9623,6 +9713,7 @@
             <w:pPr>
               <w:pStyle w:val="Normal"/>
               <w:widowControl/>
+              <w:suppressAutoHyphens w:val="true"/>
               <w:spacing w:lineRule="auto" w:line="240" w:before="0" w:after="0"/>
               <w:jc w:val="left"/>
               <w:rPr>
@@ -9662,6 +9753,7 @@
             <w:pPr>
               <w:pStyle w:val="Normal"/>
               <w:widowControl/>
+              <w:suppressAutoHyphens w:val="true"/>
               <w:spacing w:lineRule="auto" w:line="240" w:before="0" w:after="0"/>
               <w:jc w:val="left"/>
               <w:rPr>
@@ -9749,32 +9841,32 @@
             <w:pPr>
               <w:pStyle w:val="Normal"/>
               <w:widowControl/>
-              <w:spacing w:lineRule="auto" w:line="240" w:before="0" w:after="0"/>
-              <w:jc w:val="left"/>
-              <w:rPr>
-                <w:rFonts w:ascii="Cascadia Mono" w:hAnsi="Cascadia Mono" w:cs="Cascadia Mono"/>
-                <w:color w:val="000000"/>
-                <w:sz w:val="19"/>
-                <w:szCs w:val="19"/>
-                <w:highlight w:val="white"/>
-              </w:rPr>
-            </w:pPr>
-            <w:r>
-              <w:rPr>
-                <w:rFonts w:eastAsia="Calibri" w:cs="Cascadia Mono" w:ascii="Cascadia Mono" w:hAnsi="Cascadia Mono"/>
-                <w:color w:val="000000"/>
-                <w:kern w:val="0"/>
-                <w:sz w:val="19"/>
-                <w:szCs w:val="19"/>
-                <w:highlight w:val="white"/>
-                <w:lang w:val="en-US" w:eastAsia="en-US" w:bidi="ar-SA"/>
-              </w:rPr>
-            </w:r>
-          </w:p>
-          <w:p>
-            <w:pPr>
-              <w:pStyle w:val="Normal"/>
-              <w:widowControl/>
+              <w:suppressAutoHyphens w:val="true"/>
+              <w:spacing w:lineRule="auto" w:line="240" w:before="0" w:after="0"/>
+              <w:jc w:val="left"/>
+              <w:rPr>
+                <w:rFonts w:ascii="Cascadia Mono" w:hAnsi="Cascadia Mono" w:cs="Cascadia Mono"/>
+                <w:color w:val="000000"/>
+                <w:sz w:val="19"/>
+                <w:szCs w:val="19"/>
+                <w:highlight w:val="white"/>
+              </w:rPr>
+            </w:pPr>
+            <w:r>
+              <w:rPr>
+                <w:rFonts w:cs="Cascadia Mono" w:ascii="Cascadia Mono" w:hAnsi="Cascadia Mono"/>
+                <w:color w:val="000000"/>
+                <w:sz w:val="19"/>
+                <w:szCs w:val="19"/>
+                <w:highlight w:val="white"/>
+              </w:rPr>
+            </w:r>
+          </w:p>
+          <w:p>
+            <w:pPr>
+              <w:pStyle w:val="Normal"/>
+              <w:widowControl/>
+              <w:suppressAutoHyphens w:val="true"/>
               <w:spacing w:lineRule="auto" w:line="240" w:before="0" w:after="0"/>
               <w:jc w:val="left"/>
               <w:rPr>
@@ -9826,6 +9918,7 @@
             <w:pPr>
               <w:pStyle w:val="Normal"/>
               <w:widowControl/>
+              <w:suppressAutoHyphens w:val="true"/>
               <w:spacing w:lineRule="auto" w:line="360" w:before="120" w:after="120"/>
               <w:jc w:val="both"/>
               <w:rPr>
@@ -9892,21 +9985,22 @@
         <w:tblLook w:val="04a0" w:noHBand="0" w:noVBand="1" w:firstColumn="1" w:lastRow="0" w:lastColumn="0" w:firstRow="1"/>
       </w:tblPr>
       <w:tblGrid>
-        <w:gridCol w:w="1072"/>
-        <w:gridCol w:w="2343"/>
+        <w:gridCol w:w="1071"/>
+        <w:gridCol w:w="2344"/>
         <w:gridCol w:w="5646"/>
       </w:tblGrid>
       <w:tr>
         <w:trPr/>
         <w:tc>
           <w:tcPr>
-            <w:tcW w:w="1072" w:type="dxa"/>
+            <w:tcW w:w="1071" w:type="dxa"/>
             <w:tcBorders/>
           </w:tcPr>
           <w:p>
             <w:pPr>
               <w:pStyle w:val="Normal"/>
               <w:widowControl/>
+              <w:suppressAutoHyphens w:val="true"/>
               <w:spacing w:lineRule="auto" w:line="360" w:before="120" w:after="120"/>
               <w:jc w:val="center"/>
               <w:rPr>
@@ -9933,13 +10027,14 @@
         </w:tc>
         <w:tc>
           <w:tcPr>
-            <w:tcW w:w="2343" w:type="dxa"/>
+            <w:tcW w:w="2344" w:type="dxa"/>
             <w:tcBorders/>
           </w:tcPr>
           <w:p>
             <w:pPr>
               <w:pStyle w:val="Normal"/>
               <w:widowControl/>
+              <w:suppressAutoHyphens w:val="true"/>
               <w:spacing w:lineRule="auto" w:line="360" w:before="120" w:after="120"/>
               <w:jc w:val="center"/>
               <w:rPr>
@@ -9973,6 +10068,7 @@
             <w:pPr>
               <w:pStyle w:val="Normal"/>
               <w:widowControl/>
+              <w:suppressAutoHyphens w:val="true"/>
               <w:spacing w:lineRule="auto" w:line="360" w:before="120" w:after="120"/>
               <w:jc w:val="center"/>
               <w:rPr>
@@ -10002,13 +10098,14 @@
         <w:trPr/>
         <w:tc>
           <w:tcPr>
-            <w:tcW w:w="1072" w:type="dxa"/>
+            <w:tcW w:w="1071" w:type="dxa"/>
             <w:tcBorders/>
           </w:tcPr>
           <w:p>
             <w:pPr>
               <w:pStyle w:val="Normal"/>
               <w:widowControl/>
+              <w:suppressAutoHyphens w:val="true"/>
               <w:spacing w:lineRule="auto" w:line="360" w:before="120" w:after="120"/>
               <w:jc w:val="center"/>
               <w:rPr>
@@ -10035,13 +10132,14 @@
         </w:tc>
         <w:tc>
           <w:tcPr>
-            <w:tcW w:w="2343" w:type="dxa"/>
+            <w:tcW w:w="2344" w:type="dxa"/>
             <w:tcBorders/>
           </w:tcPr>
           <w:p>
             <w:pPr>
               <w:pStyle w:val="Normal"/>
               <w:widowControl/>
+              <w:suppressAutoHyphens w:val="true"/>
               <w:spacing w:lineRule="auto" w:line="360" w:before="120" w:after="120"/>
               <w:jc w:val="both"/>
               <w:rPr>
@@ -10069,6 +10167,7 @@
             <w:pPr>
               <w:pStyle w:val="Normal"/>
               <w:widowControl/>
+              <w:suppressAutoHyphens w:val="true"/>
               <w:spacing w:lineRule="auto" w:line="360" w:before="120" w:after="120"/>
               <w:jc w:val="both"/>
               <w:rPr>
@@ -10102,6 +10201,7 @@
             <w:pPr>
               <w:pStyle w:val="Normal"/>
               <w:widowControl/>
+              <w:suppressAutoHyphens w:val="true"/>
               <w:spacing w:lineRule="auto" w:line="360" w:before="120" w:after="120"/>
               <w:jc w:val="center"/>
               <w:rPr>
@@ -10113,16 +10213,12 @@
               </w:rPr>
             </w:pPr>
             <w:r>
-              <w:rPr>
-                <w:rFonts w:eastAsia="Calibri"/>
-                <w:kern w:val="0"/>
-                <w:lang w:val="en-US" w:eastAsia="en-US" w:bidi="ar-SA"/>
-              </w:rPr>
+              <w:rPr/>
               <w:drawing>
                 <wp:inline distT="0" distB="0" distL="0" distR="0">
                   <wp:extent cx="3439160" cy="2924175"/>
                   <wp:effectExtent l="0" t="0" r="0" b="0"/>
-                  <wp:docPr id="4" name="Picture 1" descr=""/>
+                  <wp:docPr id="4" name="Picture 1"/>
                   <wp:cNvGraphicFramePr>
                     <a:graphicFrameLocks xmlns:a="http://schemas.openxmlformats.org/drawingml/2006/main" noChangeAspect="1"/>
                   </wp:cNvGraphicFramePr>
@@ -10130,7 +10226,7 @@
                     <a:graphicData uri="http://schemas.openxmlformats.org/drawingml/2006/picture">
                       <pic:pic xmlns:pic="http://schemas.openxmlformats.org/drawingml/2006/picture">
                         <pic:nvPicPr>
-                          <pic:cNvPr id="4" name="Picture 1" descr=""/>
+                          <pic:cNvPr id="4" name="Picture 1"/>
                           <pic:cNvPicPr>
                             <a:picLocks noChangeAspect="1" noChangeArrowheads="1"/>
                           </pic:cNvPicPr>
@@ -10164,13 +10260,14 @@
         <w:trPr/>
         <w:tc>
           <w:tcPr>
-            <w:tcW w:w="1072" w:type="dxa"/>
+            <w:tcW w:w="1071" w:type="dxa"/>
             <w:tcBorders/>
           </w:tcPr>
           <w:p>
             <w:pPr>
               <w:pStyle w:val="Normal"/>
               <w:widowControl/>
+              <w:suppressAutoHyphens w:val="true"/>
               <w:spacing w:lineRule="auto" w:line="360" w:before="120" w:after="120"/>
               <w:jc w:val="center"/>
               <w:rPr>
@@ -10197,13 +10294,14 @@
         </w:tc>
         <w:tc>
           <w:tcPr>
-            <w:tcW w:w="2343" w:type="dxa"/>
+            <w:tcW w:w="2344" w:type="dxa"/>
             <w:tcBorders/>
           </w:tcPr>
           <w:p>
             <w:pPr>
               <w:pStyle w:val="Normal"/>
               <w:widowControl/>
+              <w:suppressAutoHyphens w:val="true"/>
               <w:spacing w:lineRule="auto" w:line="360" w:before="120" w:after="120"/>
               <w:jc w:val="both"/>
               <w:rPr>
@@ -10249,6 +10347,7 @@
             <w:pPr>
               <w:pStyle w:val="Normal"/>
               <w:widowControl/>
+              <w:suppressAutoHyphens w:val="true"/>
               <w:spacing w:lineRule="auto" w:line="360" w:before="120" w:after="120"/>
               <w:jc w:val="both"/>
               <w:rPr>
@@ -10400,7 +10499,6 @@
           <w:sz w:val="26"/>
           <w:szCs w:val="26"/>
         </w:rPr>
-        <w:t>kk</w:t>
       </w:r>
     </w:p>
     <w:p>
@@ -10730,8 +10828,8 @@
   <w:abstractNum w:abstractNumId="1">
     <w:lvl w:ilvl="0">
       <w:start w:val="1"/>
+      <w:numFmt w:val="decimal"/>
       <w:pStyle w:val="Heading1"/>
-      <w:numFmt w:val="decimal"/>
       <w:lvlText w:val="Chương %1: "/>
       <w:lvlJc w:val="left"/>
       <w:pPr>
@@ -10741,26 +10839,25 @@
         <w:ind w:left="360" w:hanging="360"/>
       </w:pPr>
       <w:rPr>
+        <w:rFonts w:ascii="Times New Roman" w:hAnsi="Times New Roman"/>
+        <w:b/>
+        <w:bCs w:val="false"/>
+        <w:i w:val="false"/>
+        <w:caps w:val="false"/>
         <w:smallCaps w:val="false"/>
-        <w:caps w:val="false"/>
+        <w:strike w:val="false"/>
+        <w:dstrike w:val="false"/>
         <w:outline w:val="false"/>
-        <w:dstrike w:val="false"/>
-        <w:strike w:val="false"/>
-        <w:vertAlign w:val="baseline"/>
-        <w:position w:val="0"/>
-        <w:sz w:val="32"/>
-        <w:sz w:val="32"/>
-        <w:spacing w:val="0"/>
-        <w:i w:val="false"/>
         <w:shadow w:val="false"/>
-        <w:b/>
-        <w:kern w:val="0"/>
-        <w:szCs w:val="32"/>
-        <w:bCs w:val="false"/>
         <w:emboss w:val="false"/>
         <w:imprint w:val="false"/>
         <w:vanish w:val="false"/>
-        <w:rFonts w:ascii="Times New Roman" w:hAnsi="Times New Roman"/>
+        <w:spacing w:val="0"/>
+        <w:kern w:val="0"/>
+        <w:position w:val="0"/>
+        <w:sz w:val="32"/>
+        <w:szCs w:val="32"/>
+        <w:vertAlign w:val="baseline"/>
         <w14:ligatures w14:val="none"/>
         <w14:numForm w14:val="default"/>
         <w14:numSpacing w14:val="default"/>
@@ -10768,8 +10865,8 @@
     </w:lvl>
     <w:lvl w:ilvl="1">
       <w:start w:val="1"/>
+      <w:numFmt w:val="decimal"/>
       <w:pStyle w:val="Heading2"/>
-      <w:numFmt w:val="decimal"/>
       <w:lvlText w:val="%1.%2"/>
       <w:lvlJc w:val="left"/>
       <w:pPr>
@@ -10779,32 +10876,31 @@
         <w:ind w:left="1746" w:hanging="576"/>
       </w:pPr>
       <w:rPr>
+        <w:b/>
+        <w:bCs/>
+        <w:i w:val="false"/>
+        <w:iCs w:val="false"/>
+        <w:caps w:val="false"/>
         <w:smallCaps w:val="false"/>
-        <w:caps w:val="false"/>
+        <w:strike w:val="false"/>
+        <w:dstrike w:val="false"/>
         <w:outline w:val="false"/>
-        <w:dstrike w:val="false"/>
-        <w:strike w:val="false"/>
-        <w:vertAlign w:val="baseline"/>
-        <w:position w:val="0"/>
-        <w:sz w:val="22"/>
-        <w:spacing w:val="0"/>
-        <w:i w:val="false"/>
         <w:shadow w:val="false"/>
-        <w:u w:val="none"/>
-        <w:b/>
-        <w:kern w:val="0"/>
-        <w:iCs w:val="false"/>
-        <w:bCs/>
         <w:emboss w:val="false"/>
         <w:imprint w:val="false"/>
         <w:vanish w:val="false"/>
+        <w:spacing w:val="0"/>
+        <w:kern w:val="0"/>
+        <w:position w:val="0"/>
+        <w:sz w:val="22"/>
+        <w:u w:val="none"/>
+        <w:vertAlign w:val="baseline"/>
         <w14:glow w14:rad="0">
           <w14:srgbClr w14:val="000000"/>
         </w14:glow>
-        <w14:ligatures w14:val="none"/>
-        <w14:numForm w14:val="default"/>
-        <w14:numSpacing w14:val="default"/>
-        <w14:props3d w14:extrusionH="0" w14:contourW="0" w14:prstMaterial="none"/>
+        <w14:shadow w14:blurRad="0" w14:dist="0" w14:dir="0" w14:sx="0" w14:sy="0" w14:kx="0" w14:ky="0" w14:algn="none">
+          <w14:srgbClr w14:val="000000"/>
+        </w14:shadow>
         <w14:reflection w14:blurRad="0" w14:stA="0" w14:stPos="0" w14:endA="0" w14:endPos="0" w14:dist="0" w14:dir="0" w14:fadeDir="0" w14:sx="0" w14:sy="0" w14:kx="0" w14:ky="0" w14:algn="none"/>
         <w14:scene3d>
           <w14:camera w14:prst="orthographicFront"/>
@@ -10812,15 +10908,16 @@
             <w14:rot w14:lat="0" w14:lon="0" w14:rev="0"/>
           </w14:lightRig>
         </w14:scene3d>
-        <w14:shadow w14:blurRad="0" w14:dist="0" w14:dir="0" w14:sx="0" w14:sy="0" w14:kx="0" w14:ky="0" w14:algn="none">
-          <w14:srgbClr w14:val="000000"/>
-        </w14:shadow>
+        <w14:props3d w14:extrusionH="0" w14:contourW="0" w14:prstMaterial="none"/>
+        <w14:ligatures w14:val="none"/>
+        <w14:numForm w14:val="default"/>
+        <w14:numSpacing w14:val="default"/>
       </w:rPr>
     </w:lvl>
     <w:lvl w:ilvl="2">
       <w:start w:val="1"/>
+      <w:numFmt w:val="decimal"/>
       <w:pStyle w:val="Heading3"/>
-      <w:numFmt w:val="decimal"/>
       <w:lvlText w:val="%1.%2.%3"/>
       <w:lvlJc w:val="left"/>
       <w:pPr>
@@ -10843,32 +10940,31 @@
         <w:ind w:left="864" w:hanging="864"/>
       </w:pPr>
       <w:rPr>
+        <w:b w:val="false"/>
+        <w:bCs w:val="false"/>
+        <w:i w:val="false"/>
+        <w:iCs w:val="false"/>
+        <w:caps w:val="false"/>
         <w:smallCaps w:val="false"/>
-        <w:caps w:val="false"/>
+        <w:strike w:val="false"/>
+        <w:dstrike w:val="false"/>
         <w:outline w:val="false"/>
-        <w:dstrike w:val="false"/>
-        <w:strike w:val="false"/>
-        <w:vertAlign w:val="baseline"/>
-        <w:position w:val="0"/>
-        <w:sz w:val="22"/>
-        <w:spacing w:val="0"/>
-        <w:i w:val="false"/>
         <w:shadow w:val="false"/>
-        <w:u w:val="none"/>
-        <w:b w:val="false"/>
-        <w:kern w:val="0"/>
-        <w:iCs w:val="false"/>
-        <w:bCs w:val="false"/>
         <w:emboss w:val="false"/>
         <w:imprint w:val="false"/>
         <w:vanish w:val="false"/>
+        <w:spacing w:val="0"/>
+        <w:kern w:val="0"/>
+        <w:position w:val="0"/>
+        <w:sz w:val="22"/>
+        <w:u w:val="none"/>
+        <w:vertAlign w:val="baseline"/>
         <w14:glow w14:rad="0">
           <w14:srgbClr w14:val="000000"/>
         </w14:glow>
-        <w14:ligatures w14:val="none"/>
-        <w14:numForm w14:val="default"/>
-        <w14:numSpacing w14:val="default"/>
-        <w14:props3d w14:extrusionH="0" w14:contourW="0" w14:prstMaterial="none"/>
+        <w14:shadow w14:blurRad="0" w14:dist="0" w14:dir="0" w14:sx="0" w14:sy="0" w14:kx="0" w14:ky="0" w14:algn="none">
+          <w14:srgbClr w14:val="000000"/>
+        </w14:shadow>
         <w14:reflection w14:blurRad="0" w14:stA="0" w14:stPos="0" w14:endA="0" w14:endPos="0" w14:dist="0" w14:dir="0" w14:fadeDir="0" w14:sx="0" w14:sy="0" w14:kx="0" w14:ky="0" w14:algn="none"/>
         <w14:scene3d>
           <w14:camera w14:prst="orthographicFront"/>
@@ -10876,15 +10972,16 @@
             <w14:rot w14:lat="0" w14:lon="0" w14:rev="0"/>
           </w14:lightRig>
         </w14:scene3d>
-        <w14:shadow w14:blurRad="0" w14:dist="0" w14:dir="0" w14:sx="0" w14:sy="0" w14:kx="0" w14:ky="0" w14:algn="none">
-          <w14:srgbClr w14:val="000000"/>
-        </w14:shadow>
+        <w14:props3d w14:extrusionH="0" w14:contourW="0" w14:prstMaterial="none"/>
+        <w14:ligatures w14:val="none"/>
+        <w14:numForm w14:val="default"/>
+        <w14:numSpacing w14:val="default"/>
       </w:rPr>
     </w:lvl>
     <w:lvl w:ilvl="4">
       <w:start w:val="1"/>
+      <w:numFmt w:val="bullet"/>
       <w:pStyle w:val="Heading5"/>
-      <w:numFmt w:val="bullet"/>
       <w:lvlText w:val=""/>
       <w:lvlJc w:val="left"/>
       <w:pPr>
@@ -10899,8 +10996,8 @@
     </w:lvl>
     <w:lvl w:ilvl="5">
       <w:start w:val="1"/>
+      <w:numFmt w:val="decimal"/>
       <w:pStyle w:val="Heading6"/>
-      <w:numFmt w:val="decimal"/>
       <w:lvlText w:val="%1.%2.%3.%4.%5.%6"/>
       <w:lvlJc w:val="left"/>
       <w:pPr>
@@ -10913,8 +11010,8 @@
     </w:lvl>
     <w:lvl w:ilvl="6">
       <w:start w:val="1"/>
+      <w:numFmt w:val="decimal"/>
       <w:pStyle w:val="Heading7"/>
-      <w:numFmt w:val="decimal"/>
       <w:lvlText w:val="%1.%2.%3.%4.%5.%6.%7"/>
       <w:lvlJc w:val="left"/>
       <w:pPr>
@@ -10927,8 +11024,8 @@
     </w:lvl>
     <w:lvl w:ilvl="7">
       <w:start w:val="1"/>
+      <w:numFmt w:val="decimal"/>
       <w:pStyle w:val="Heading8"/>
-      <w:numFmt w:val="decimal"/>
       <w:lvlText w:val="%1.%2.%3.%4.%5.%6.%7.%8"/>
       <w:lvlJc w:val="left"/>
       <w:pPr>
@@ -10941,8 +11038,8 @@
     </w:lvl>
     <w:lvl w:ilvl="8">
       <w:start w:val="1"/>
+      <w:numFmt w:val="decimal"/>
       <w:pStyle w:val="Heading9"/>
-      <w:numFmt w:val="decimal"/>
       <w:lvlText w:val="%1.%2.%3.%4.%5.%6.%7.%8.%9"/>
       <w:lvlJc w:val="left"/>
       <w:pPr>
@@ -11501,6 +11598,7 @@
     <w:rsid w:val="00e51b47"/>
     <w:pPr>
       <w:widowControl/>
+      <w:suppressAutoHyphens w:val="true"/>
       <w:bidi w:val="0"/>
       <w:spacing w:lineRule="auto" w:line="259" w:before="0" w:after="160"/>
       <w:jc w:val="left"/>
@@ -12245,12 +12343,13 @@
     <w:rsid w:val="00e51b47"/>
     <w:pPr>
       <w:widowControl/>
+      <w:suppressAutoHyphens w:val="true"/>
       <w:bidi w:val="0"/>
       <w:spacing w:lineRule="auto" w:line="240" w:before="0" w:after="0"/>
       <w:jc w:val="left"/>
     </w:pPr>
     <w:rPr>
-      <w:rFonts w:ascii="Times New Roman" w:hAnsi="Times New Roman" w:cs="Times New Roman" w:eastAsia="Calibri"/>
+      <w:rFonts w:ascii="Times New Roman" w:hAnsi="Times New Roman" w:eastAsia="Calibri" w:cs="Times New Roman"/>
       <w:color w:val="000000"/>
       <w:kern w:val="0"/>
       <w:sz w:val="24"/>
@@ -12280,6 +12379,7 @@
     <w:rsid w:val="00e51b47"/>
     <w:pPr>
       <w:widowControl/>
+      <w:suppressAutoHyphens w:val="true"/>
       <w:bidi w:val="0"/>
       <w:spacing w:lineRule="auto" w:line="240" w:before="0" w:after="0"/>
       <w:jc w:val="left"/>
@@ -12507,7 +12607,7 @@
       <w:rPr>
         <w:b/>
         <w:bCs/>
-        <w:color w:themeColor="background1"/>
+        <w:color w:val="000000" w:themeColor="background1"/>
       </w:rPr>
       <w:tblPr/>
       <w:tcPr>
@@ -12572,37 +12672,37 @@
         <a:srgbClr val="000000"/>
       </a:dk1>
       <a:lt1>
-        <a:srgbClr val="ffffff"/>
+        <a:srgbClr val="FFFFFF"/>
       </a:lt1>
       <a:dk2>
-        <a:srgbClr val="44546a"/>
+        <a:srgbClr val="44546A"/>
       </a:dk2>
       <a:lt2>
-        <a:srgbClr val="e7e6e6"/>
+        <a:srgbClr val="E7E6E6"/>
       </a:lt2>
       <a:accent1>
-        <a:srgbClr val="4472c4"/>
+        <a:srgbClr val="4472C4"/>
       </a:accent1>
       <a:accent2>
-        <a:srgbClr val="ed7d31"/>
+        <a:srgbClr val="ED7D31"/>
       </a:accent2>
       <a:accent3>
-        <a:srgbClr val="a5a5a5"/>
+        <a:srgbClr val="A5A5A5"/>
       </a:accent3>
       <a:accent4>
-        <a:srgbClr val="ffc000"/>
+        <a:srgbClr val="FFC000"/>
       </a:accent4>
       <a:accent5>
-        <a:srgbClr val="5b9bd5"/>
+        <a:srgbClr val="5B9BD5"/>
       </a:accent5>
       <a:accent6>
-        <a:srgbClr val="70ad47"/>
+        <a:srgbClr val="70AD47"/>
       </a:accent6>
       <a:hlink>
-        <a:srgbClr val="0563c1"/>
+        <a:srgbClr val="0563C1"/>
       </a:hlink>
       <a:folHlink>
-        <a:srgbClr val="954f72"/>
+        <a:srgbClr val="954F72"/>
       </a:folHlink>
     </a:clrScheme>
     <a:fontScheme name="Office">
